--- a/09_Project_Management_Evidence/Weekly_Progress_Report.docx
+++ b/09_Project_Management_Evidence/Weekly_Progress_Report.docx
@@ -4,21 +4,8 @@
   <w:body>
     <w:p>
       <w:pPr>
-        <w:jc w:val="center"/>
+        <w:ind w:left="720"/>
       </w:pPr>
-      <w:r>
-        <w:rPr>
-          <w:b/>
-        </w:rPr>
-        <w:br/>
-      </w:r>
-      <w:r>
-        <w:rPr>
-          <w:b/>
-        </w:rPr>
-        <w:br/>
-        <w:t>CAPSTONE PROJECT</w:t>
-      </w:r>
       <w:r>
         <w:rPr>
           <w:b/>
@@ -32,214 +19,18 @@
         </w:rPr>
         <w:t>WEEKLY PROJECT PROGRESS REPORT</w:t>
       </w:r>
-      <w:r>
-        <w:br/>
-      </w:r>
-      <w:r>
-        <w:br/>
-        <w:t>Student / Group Template</w:t>
-      </w:r>
-      <w:r>
-        <w:br/>
-      </w:r>
-      <w:r>
-        <w:br/>
-      </w:r>
-    </w:p>
-    <w:tbl>
-      <w:tblPr>
-        <w:tblW w:w="0" w:type="auto"/>
-        <w:jc w:val="center"/>
-        <w:tblLook w:val="04A0" w:firstRow="1" w:lastRow="0" w:firstColumn="1" w:lastColumn="0" w:noHBand="0" w:noVBand="1"/>
-      </w:tblPr>
-      <w:tblGrid>
-        <w:gridCol w:w="4861"/>
-        <w:gridCol w:w="5111"/>
-      </w:tblGrid>
-      <w:tr>
-        <w:trPr>
-          <w:jc w:val="center"/>
-        </w:trPr>
-        <w:tc>
-          <w:tcPr>
-            <w:tcW w:w="4986" w:type="dxa"/>
-            <w:shd w:val="clear" w:color="auto" w:fill="D9EAF0"/>
-          </w:tcPr>
-          <w:p>
-            <w:r>
-              <w:t>Project Title</w:t>
-            </w:r>
-          </w:p>
-        </w:tc>
-        <w:tc>
-          <w:tcPr>
-            <w:tcW w:w="4986" w:type="dxa"/>
-          </w:tcPr>
-          <w:p>
-            <w:r>
-              <w:t>________________________________________</w:t>
-            </w:r>
-          </w:p>
-        </w:tc>
-      </w:tr>
-      <w:tr>
-        <w:trPr>
-          <w:jc w:val="center"/>
-        </w:trPr>
-        <w:tc>
-          <w:tcPr>
-            <w:tcW w:w="4986" w:type="dxa"/>
-            <w:shd w:val="clear" w:color="auto" w:fill="D9EAF0"/>
-          </w:tcPr>
-          <w:p>
-            <w:r>
-              <w:t>Group Members</w:t>
-            </w:r>
-          </w:p>
-        </w:tc>
-        <w:tc>
-          <w:tcPr>
-            <w:tcW w:w="4986" w:type="dxa"/>
-          </w:tcPr>
-          <w:p>
-            <w:r>
-              <w:t>________________________________________</w:t>
-            </w:r>
-          </w:p>
-        </w:tc>
-      </w:tr>
-      <w:tr>
-        <w:trPr>
-          <w:jc w:val="center"/>
-        </w:trPr>
-        <w:tc>
-          <w:tcPr>
-            <w:tcW w:w="4986" w:type="dxa"/>
-            <w:shd w:val="clear" w:color="auto" w:fill="D9EAF0"/>
-          </w:tcPr>
-          <w:p>
-            <w:r>
-              <w:t>Module</w:t>
-            </w:r>
-          </w:p>
-        </w:tc>
-        <w:tc>
-          <w:tcPr>
-            <w:tcW w:w="4986" w:type="dxa"/>
-          </w:tcPr>
-          <w:p>
-            <w:r>
-              <w:t>________________________________________</w:t>
-            </w:r>
-          </w:p>
-        </w:tc>
-      </w:tr>
-      <w:tr>
-        <w:trPr>
-          <w:jc w:val="center"/>
-        </w:trPr>
-        <w:tc>
-          <w:tcPr>
-            <w:tcW w:w="4986" w:type="dxa"/>
-            <w:shd w:val="clear" w:color="auto" w:fill="D9EAF0"/>
-          </w:tcPr>
-          <w:p>
-            <w:r>
-              <w:t>Lecturer / Supervisor</w:t>
-            </w:r>
-          </w:p>
-        </w:tc>
-        <w:tc>
-          <w:tcPr>
-            <w:tcW w:w="4986" w:type="dxa"/>
-          </w:tcPr>
-          <w:p>
-            <w:r>
-              <w:t>________________________________________</w:t>
-            </w:r>
-          </w:p>
-        </w:tc>
-      </w:tr>
-      <w:tr>
-        <w:trPr>
-          <w:jc w:val="center"/>
-        </w:trPr>
-        <w:tc>
-          <w:tcPr>
-            <w:tcW w:w="4986" w:type="dxa"/>
-            <w:shd w:val="clear" w:color="auto" w:fill="D9EAF0"/>
-          </w:tcPr>
-          <w:p>
-            <w:r>
-              <w:t>Week / Stage</w:t>
-            </w:r>
-          </w:p>
-        </w:tc>
-        <w:tc>
-          <w:tcPr>
-            <w:tcW w:w="4986" w:type="dxa"/>
-          </w:tcPr>
-          <w:p>
-            <w:r>
-              <w:t>________________________________________</w:t>
-            </w:r>
-          </w:p>
-        </w:tc>
-      </w:tr>
-      <w:tr>
-        <w:trPr>
-          <w:jc w:val="center"/>
-        </w:trPr>
-        <w:tc>
-          <w:tcPr>
-            <w:tcW w:w="4986" w:type="dxa"/>
-            <w:shd w:val="clear" w:color="auto" w:fill="D9EAF0"/>
-          </w:tcPr>
-          <w:p>
-            <w:r>
-              <w:t>Submission Date</w:t>
-            </w:r>
-          </w:p>
-        </w:tc>
-        <w:tc>
-          <w:tcPr>
-            <w:tcW w:w="4986" w:type="dxa"/>
-          </w:tcPr>
-          <w:p>
-            <w:r>
-              <w:t>________________________________________</w:t>
-            </w:r>
-          </w:p>
-        </w:tc>
-      </w:tr>
-    </w:tbl>
-    <w:p>
-      <w:r>
-        <w:br w:type="page"/>
-      </w:r>
     </w:p>
     <w:p>
       <w:pPr>
         <w:pStyle w:val="Heading1"/>
       </w:pPr>
       <w:r>
-        <w:lastRenderedPageBreak/>
         <w:t>Week / Date</w:t>
       </w:r>
     </w:p>
     <w:p>
       <w:r>
-        <w:t>Enter reporting week and date range.</w:t>
-      </w:r>
-    </w:p>
-    <w:p>
-      <w:r>
-        <w:t>________________________________________________________________________________</w:t>
-      </w:r>
-    </w:p>
-    <w:p>
-      <w:r>
-        <w:t>________________________________________________________________________________</w:t>
+        <w:t>Week of the 12th – the 16th of October 2026</w:t>
       </w:r>
     </w:p>
     <w:p>
@@ -251,28 +42,99 @@
       </w:r>
     </w:p>
     <w:p>
+      <w:pPr>
+        <w:pStyle w:val="ListParagraph"/>
+        <w:numPr>
+          <w:ilvl w:val="0"/>
+          <w:numId w:val="10"/>
+        </w:numPr>
+      </w:pPr>
       <w:r>
-        <w:t>What did the group plan to complete?</w:t>
+        <w:t>Chapter 3: Requirements and Methodology</w:t>
       </w:r>
     </w:p>
     <w:p>
+      <w:pPr>
+        <w:pStyle w:val="ListParagraph"/>
+        <w:numPr>
+          <w:ilvl w:val="0"/>
+          <w:numId w:val="10"/>
+        </w:numPr>
+      </w:pPr>
       <w:r>
-        <w:t>________________________________________________________________________________</w:t>
+        <w:t>Software Requirements Specification (SRS)</w:t>
       </w:r>
     </w:p>
     <w:p>
+      <w:pPr>
+        <w:pStyle w:val="ListParagraph"/>
+        <w:numPr>
+          <w:ilvl w:val="0"/>
+          <w:numId w:val="10"/>
+        </w:numPr>
+      </w:pPr>
       <w:r>
-        <w:t>________________________________________________________________________________</w:t>
+        <w:t>Chapter 4: System Design (4.1 to 4.6)</w:t>
       </w:r>
     </w:p>
     <w:p>
+      <w:pPr>
+        <w:pStyle w:val="ListParagraph"/>
+        <w:numPr>
+          <w:ilvl w:val="0"/>
+          <w:numId w:val="10"/>
+        </w:numPr>
+      </w:pPr>
       <w:r>
-        <w:t>________________________________________________________________________________</w:t>
+        <w:t>Development Evidence</w:t>
       </w:r>
     </w:p>
     <w:p>
+      <w:pPr>
+        <w:pStyle w:val="ListParagraph"/>
+        <w:numPr>
+          <w:ilvl w:val="0"/>
+          <w:numId w:val="10"/>
+        </w:numPr>
+      </w:pPr>
       <w:r>
-        <w:t>________________________________________________________________________________</w:t>
+        <w:t>Revised Chapters 1 and 2</w:t>
+      </w:r>
+    </w:p>
+    <w:p>
+      <w:pPr>
+        <w:pStyle w:val="ListParagraph"/>
+        <w:numPr>
+          <w:ilvl w:val="0"/>
+          <w:numId w:val="10"/>
+        </w:numPr>
+      </w:pPr>
+      <w:r>
+        <w:t>Weekly Progress Report</w:t>
+      </w:r>
+    </w:p>
+    <w:p>
+      <w:pPr>
+        <w:pStyle w:val="ListParagraph"/>
+        <w:numPr>
+          <w:ilvl w:val="0"/>
+          <w:numId w:val="10"/>
+        </w:numPr>
+      </w:pPr>
+      <w:r>
+        <w:t>Included Work plan</w:t>
+      </w:r>
+    </w:p>
+    <w:p>
+      <w:pPr>
+        <w:pStyle w:val="ListParagraph"/>
+        <w:numPr>
+          <w:ilvl w:val="0"/>
+          <w:numId w:val="10"/>
+        </w:numPr>
+      </w:pPr>
+      <w:r>
+        <w:t>Actual Development of the Application</w:t>
       </w:r>
     </w:p>
     <w:p>
@@ -283,73 +145,198 @@
         <w:t>Completed Work</w:t>
       </w:r>
     </w:p>
-    <w:p>
-      <w:r>
-        <w:t>What was actually completed? Reference evidence/commits/files.</w:t>
-      </w:r>
-    </w:p>
-    <w:p>
-      <w:r>
-        <w:t>________________________________________________________________________________</w:t>
-      </w:r>
-    </w:p>
-    <w:p>
-      <w:r>
-        <w:t>________________________________________________________________________________</w:t>
-      </w:r>
-    </w:p>
-    <w:p>
-      <w:r>
-        <w:t>________________________________________________________________________________</w:t>
-      </w:r>
-    </w:p>
-    <w:p>
-      <w:r>
-        <w:t>________________________________________________________________________________</w:t>
-      </w:r>
-    </w:p>
-    <w:p>
-      <w:r>
-        <w:t>________________________________________________________________________________</w:t>
-      </w:r>
-    </w:p>
+    <w:tbl>
+      <w:tblPr>
+        <w:tblStyle w:val="TableGrid"/>
+        <w:tblW w:w="0" w:type="auto"/>
+        <w:tblLook w:val="04A0" w:firstRow="1" w:lastRow="0" w:firstColumn="1" w:lastColumn="0" w:noHBand="0" w:noVBand="1"/>
+      </w:tblPr>
+      <w:tblGrid>
+        <w:gridCol w:w="9962"/>
+      </w:tblGrid>
+      <w:tr>
+        <w:sdt>
+          <w:sdtPr>
+            <w:id w:val="612790251"/>
+            <w:picture/>
+          </w:sdtPr>
+          <w:sdtContent>
+            <w:tc>
+              <w:tcPr>
+                <w:tcW w:w="9962" w:type="dxa"/>
+              </w:tcPr>
+              <w:p>
+                <w:r>
+                  <w:drawing>
+                    <wp:inline distT="0" distB="0" distL="0" distR="0" wp14:anchorId="40320E03" wp14:editId="5B505F2E">
+                      <wp:extent cx="6287377" cy="2476846"/>
+                      <wp:effectExtent l="0" t="0" r="0" b="0"/>
+                      <wp:docPr id="1020241805" name="Picture 1"/>
+                      <wp:cNvGraphicFramePr>
+                        <a:graphicFrameLocks xmlns:a="http://schemas.openxmlformats.org/drawingml/2006/main" noChangeAspect="1"/>
+                      </wp:cNvGraphicFramePr>
+                      <a:graphic xmlns:a="http://schemas.openxmlformats.org/drawingml/2006/main">
+                        <a:graphicData uri="http://schemas.openxmlformats.org/drawingml/2006/picture">
+                          <pic:pic xmlns:pic="http://schemas.openxmlformats.org/drawingml/2006/picture">
+                            <pic:nvPicPr>
+                              <pic:cNvPr id="1020241805" name=""/>
+                              <pic:cNvPicPr/>
+                            </pic:nvPicPr>
+                            <pic:blipFill>
+                              <a:blip r:embed="rId8"/>
+                              <a:stretch>
+                                <a:fillRect/>
+                              </a:stretch>
+                            </pic:blipFill>
+                            <pic:spPr>
+                              <a:xfrm>
+                                <a:off x="0" y="0"/>
+                                <a:ext cx="6287377" cy="2476846"/>
+                              </a:xfrm>
+                              <a:prstGeom prst="rect">
+                                <a:avLst/>
+                              </a:prstGeom>
+                            </pic:spPr>
+                          </pic:pic>
+                        </a:graphicData>
+                      </a:graphic>
+                    </wp:inline>
+                  </w:drawing>
+                </w:r>
+              </w:p>
+            </w:tc>
+          </w:sdtContent>
+        </w:sdt>
+      </w:tr>
+    </w:tbl>
+    <w:p/>
+    <w:p/>
+    <w:tbl>
+      <w:tblPr>
+        <w:tblStyle w:val="TableGrid"/>
+        <w:tblW w:w="0" w:type="auto"/>
+        <w:tblLook w:val="04A0" w:firstRow="1" w:lastRow="0" w:firstColumn="1" w:lastColumn="0" w:noHBand="0" w:noVBand="1"/>
+      </w:tblPr>
+      <w:tblGrid>
+        <w:gridCol w:w="9962"/>
+      </w:tblGrid>
+      <w:tr>
+        <w:sdt>
+          <w:sdtPr>
+            <w:id w:val="85890209"/>
+            <w:picture/>
+          </w:sdtPr>
+          <w:sdtContent>
+            <w:tc>
+              <w:tcPr>
+                <w:tcW w:w="9962" w:type="dxa"/>
+              </w:tcPr>
+              <w:p>
+                <w:r>
+                  <w:drawing>
+                    <wp:inline distT="0" distB="0" distL="0" distR="0" wp14:anchorId="71304134" wp14:editId="634266BE">
+                      <wp:extent cx="6332220" cy="4101465"/>
+                      <wp:effectExtent l="0" t="0" r="0" b="0"/>
+                      <wp:docPr id="238455927" name="Picture 1"/>
+                      <wp:cNvGraphicFramePr>
+                        <a:graphicFrameLocks xmlns:a="http://schemas.openxmlformats.org/drawingml/2006/main" noChangeAspect="1"/>
+                      </wp:cNvGraphicFramePr>
+                      <a:graphic xmlns:a="http://schemas.openxmlformats.org/drawingml/2006/main">
+                        <a:graphicData uri="http://schemas.openxmlformats.org/drawingml/2006/picture">
+                          <pic:pic xmlns:pic="http://schemas.openxmlformats.org/drawingml/2006/picture">
+                            <pic:nvPicPr>
+                              <pic:cNvPr id="238455927" name=""/>
+                              <pic:cNvPicPr/>
+                            </pic:nvPicPr>
+                            <pic:blipFill>
+                              <a:blip r:embed="rId9"/>
+                              <a:stretch>
+                                <a:fillRect/>
+                              </a:stretch>
+                            </pic:blipFill>
+                            <pic:spPr>
+                              <a:xfrm>
+                                <a:off x="0" y="0"/>
+                                <a:ext cx="6332220" cy="4101465"/>
+                              </a:xfrm>
+                              <a:prstGeom prst="rect">
+                                <a:avLst/>
+                              </a:prstGeom>
+                            </pic:spPr>
+                          </pic:pic>
+                        </a:graphicData>
+                      </a:graphic>
+                    </wp:inline>
+                  </w:drawing>
+                </w:r>
+              </w:p>
+            </w:tc>
+          </w:sdtContent>
+        </w:sdt>
+      </w:tr>
+      <w:tr>
+        <w:sdt>
+          <w:sdtPr>
+            <w:id w:val="310068731"/>
+            <w:picture/>
+          </w:sdtPr>
+          <w:sdtContent>
+            <w:tc>
+              <w:tcPr>
+                <w:tcW w:w="9962" w:type="dxa"/>
+              </w:tcPr>
+              <w:p>
+                <w:r>
+                  <w:drawing>
+                    <wp:inline distT="0" distB="0" distL="0" distR="0" wp14:anchorId="0323AB94" wp14:editId="5819F16B">
+                      <wp:extent cx="6332220" cy="3648075"/>
+                      <wp:effectExtent l="0" t="0" r="0" b="9525"/>
+                      <wp:docPr id="1888851712" name="Picture 1"/>
+                      <wp:cNvGraphicFramePr>
+                        <a:graphicFrameLocks xmlns:a="http://schemas.openxmlformats.org/drawingml/2006/main" noChangeAspect="1"/>
+                      </wp:cNvGraphicFramePr>
+                      <a:graphic xmlns:a="http://schemas.openxmlformats.org/drawingml/2006/main">
+                        <a:graphicData uri="http://schemas.openxmlformats.org/drawingml/2006/picture">
+                          <pic:pic xmlns:pic="http://schemas.openxmlformats.org/drawingml/2006/picture">
+                            <pic:nvPicPr>
+                              <pic:cNvPr id="1888851712" name=""/>
+                              <pic:cNvPicPr/>
+                            </pic:nvPicPr>
+                            <pic:blipFill>
+                              <a:blip r:embed="rId10"/>
+                              <a:stretch>
+                                <a:fillRect/>
+                              </a:stretch>
+                            </pic:blipFill>
+                            <pic:spPr>
+                              <a:xfrm>
+                                <a:off x="0" y="0"/>
+                                <a:ext cx="6332220" cy="3648075"/>
+                              </a:xfrm>
+                              <a:prstGeom prst="rect">
+                                <a:avLst/>
+                              </a:prstGeom>
+                            </pic:spPr>
+                          </pic:pic>
+                        </a:graphicData>
+                      </a:graphic>
+                    </wp:inline>
+                  </w:drawing>
+                </w:r>
+              </w:p>
+            </w:tc>
+          </w:sdtContent>
+        </w:sdt>
+      </w:tr>
+    </w:tbl>
+    <w:p/>
     <w:p>
       <w:pPr>
-        <w:pStyle w:val="Heading1"/>
+        <w:rPr>
+          <w:b/>
+          <w:bCs/>
+        </w:rPr>
       </w:pPr>
-      <w:r>
-        <w:t>Individual Contributions</w:t>
-      </w:r>
-    </w:p>
-    <w:p>
-      <w:r>
-        <w:t>Record each member's contribution.</w:t>
-      </w:r>
-    </w:p>
-    <w:p>
-      <w:r>
-        <w:t>________________________________________________________________________________</w:t>
-      </w:r>
-    </w:p>
-    <w:p>
-      <w:r>
-        <w:t>________________________________________________________________________________</w:t>
-      </w:r>
-    </w:p>
-    <w:p>
-      <w:r>
-        <w:t>________________________________________________________________________________</w:t>
-      </w:r>
-    </w:p>
-    <w:p>
-      <w:r>
-        <w:t>________________________________________________________________________________</w:t>
-      </w:r>
-    </w:p>
-    <w:p>
-      <w:r>
-        <w:t>________________________________________________________________________________</w:t>
-      </w:r>
     </w:p>
     <w:p>
       <w:pPr>
@@ -362,27 +349,7 @@
     </w:p>
     <w:p>
       <w:r>
-        <w:t>Describe blockers or unresolved issues.</w:t>
-      </w:r>
-    </w:p>
-    <w:p>
-      <w:r>
-        <w:t>________________________________________________________________________________</w:t>
-      </w:r>
-    </w:p>
-    <w:p>
-      <w:r>
-        <w:t>________________________________________________________________________________</w:t>
-      </w:r>
-    </w:p>
-    <w:p>
-      <w:r>
-        <w:t>________________________________________________________________________________</w:t>
-      </w:r>
-    </w:p>
-    <w:p>
-      <w:r>
-        <w:t>________________________________________________________________________________</w:t>
+        <w:t xml:space="preserve">The time constraints are a bit tuff, with all the assessment, the studying, coordinating on everybody’s schedules etc. </w:t>
       </w:r>
     </w:p>
     <w:p>
@@ -394,28 +361,202 @@
       </w:r>
     </w:p>
     <w:p>
+      <w:pPr>
+        <w:pStyle w:val="ListParagraph"/>
+        <w:numPr>
+          <w:ilvl w:val="0"/>
+          <w:numId w:val="11"/>
+        </w:numPr>
+      </w:pPr>
       <w:r>
-        <w:t>List next actions and owners.</w:t>
+        <w:rPr>
+          <w:b/>
+          <w:bCs/>
+        </w:rPr>
+        <w:t>Monday</w:t>
+      </w:r>
+      <w:r>
+        <w:rPr>
+          <w:b/>
+          <w:bCs/>
+        </w:rPr>
+        <w:t xml:space="preserve"> </w:t>
+      </w:r>
+      <w:r>
+        <w:rPr>
+          <w:b/>
+          <w:bCs/>
+        </w:rPr>
+        <w:t>-</w:t>
+      </w:r>
+      <w:r>
+        <w:t xml:space="preserve"> </w:t>
+      </w:r>
+      <w:r>
+        <w:t>Striving to better the MVP.</w:t>
       </w:r>
     </w:p>
     <w:p>
+      <w:pPr>
+        <w:pStyle w:val="ListParagraph"/>
+        <w:numPr>
+          <w:ilvl w:val="0"/>
+          <w:numId w:val="11"/>
+        </w:numPr>
+      </w:pPr>
       <w:r>
-        <w:t>________________________________________________________________________________</w:t>
+        <w:rPr>
+          <w:b/>
+          <w:bCs/>
+        </w:rPr>
+        <w:t>Monday</w:t>
+      </w:r>
+      <w:r>
+        <w:rPr>
+          <w:b/>
+          <w:bCs/>
+        </w:rPr>
+        <w:t xml:space="preserve"> </w:t>
+      </w:r>
+      <w:r>
+        <w:rPr>
+          <w:b/>
+          <w:bCs/>
+        </w:rPr>
+        <w:t>-</w:t>
+      </w:r>
+      <w:r>
+        <w:t xml:space="preserve"> </w:t>
+      </w:r>
+      <w:r>
+        <w:t>Chapter 4 completed, including wireframes, and 4.6 - 4.8</w:t>
       </w:r>
     </w:p>
     <w:p>
+      <w:pPr>
+        <w:pStyle w:val="ListParagraph"/>
+        <w:numPr>
+          <w:ilvl w:val="0"/>
+          <w:numId w:val="11"/>
+        </w:numPr>
+      </w:pPr>
       <w:r>
-        <w:t>________________________________________________________________________________</w:t>
+        <w:rPr>
+          <w:b/>
+          <w:bCs/>
+        </w:rPr>
+        <w:t>Tuesday</w:t>
+      </w:r>
+      <w:r>
+        <w:rPr>
+          <w:b/>
+          <w:bCs/>
+        </w:rPr>
+        <w:t xml:space="preserve"> </w:t>
+      </w:r>
+      <w:r>
+        <w:rPr>
+          <w:b/>
+          <w:bCs/>
+        </w:rPr>
+        <w:t>-</w:t>
+      </w:r>
+      <w:r>
+        <w:t xml:space="preserve"> </w:t>
+      </w:r>
+      <w:r>
+        <w:t>Chapter 5, Testing, Results &amp; Evaluation (draft)</w:t>
       </w:r>
     </w:p>
     <w:p>
+      <w:pPr>
+        <w:pStyle w:val="ListParagraph"/>
+        <w:numPr>
+          <w:ilvl w:val="0"/>
+          <w:numId w:val="11"/>
+        </w:numPr>
+      </w:pPr>
       <w:r>
-        <w:t>________________________________________________________________________________</w:t>
+        <w:rPr>
+          <w:b/>
+          <w:bCs/>
+        </w:rPr>
+        <w:t>Tuesday/</w:t>
+      </w:r>
+      <w:r>
+        <w:rPr>
+          <w:b/>
+          <w:bCs/>
+        </w:rPr>
+        <w:t xml:space="preserve"> </w:t>
+      </w:r>
+      <w:r>
+        <w:rPr>
+          <w:b/>
+          <w:bCs/>
+        </w:rPr>
+        <w:t>Wednesday</w:t>
+      </w:r>
+      <w:r>
+        <w:rPr>
+          <w:b/>
+          <w:bCs/>
+        </w:rPr>
+        <w:t xml:space="preserve"> </w:t>
+      </w:r>
+      <w:r>
+        <w:rPr>
+          <w:b/>
+          <w:bCs/>
+        </w:rPr>
+        <w:t>-</w:t>
+      </w:r>
+      <w:r>
+        <w:t xml:space="preserve"> </w:t>
+      </w:r>
+      <w:r>
+        <w:t>Testing Workbooks</w:t>
       </w:r>
     </w:p>
     <w:p>
+      <w:pPr>
+        <w:pStyle w:val="ListParagraph"/>
+        <w:numPr>
+          <w:ilvl w:val="0"/>
+          <w:numId w:val="11"/>
+        </w:numPr>
+      </w:pPr>
       <w:r>
-        <w:t>________________________________________________________________________________</w:t>
+        <w:rPr>
+          <w:b/>
+          <w:bCs/>
+        </w:rPr>
+        <w:t>Wednesday/ Thursday/ Friday -</w:t>
+      </w:r>
+      <w:r>
+        <w:t xml:space="preserve"> </w:t>
+      </w:r>
+      <w:r>
+        <w:t>Full dissertation draft</w:t>
+      </w:r>
+    </w:p>
+    <w:p>
+      <w:pPr>
+        <w:pStyle w:val="ListParagraph"/>
+        <w:numPr>
+          <w:ilvl w:val="0"/>
+          <w:numId w:val="11"/>
+        </w:numPr>
+      </w:pPr>
+      <w:r>
+        <w:rPr>
+          <w:b/>
+          <w:bCs/>
+        </w:rPr>
+        <w:t>Thursday/ Friday -</w:t>
+      </w:r>
+      <w:r>
+        <w:t xml:space="preserve"> Working on a presentation pan.</w:t>
       </w:r>
     </w:p>
     <w:p>
@@ -475,8 +616,8 @@
       </w:r>
     </w:p>
     <w:sectPr>
-      <w:headerReference w:type="default" r:id="rId8"/>
-      <w:footerReference w:type="default" r:id="rId9"/>
+      <w:headerReference w:type="default" r:id="rId11"/>
+      <w:footerReference w:type="default" r:id="rId12"/>
       <w:pgSz w:w="12240" w:h="15840"/>
       <w:pgMar w:top="964" w:right="1134" w:bottom="964" w:left="1134" w:header="720" w:footer="720" w:gutter="0"/>
       <w:cols w:space="720"/>
@@ -558,46 +699,6 @@
     <w:pPr>
       <w:jc w:val="center"/>
     </w:pPr>
-    <w:r>
-      <w:rPr>
-        <w:noProof/>
-      </w:rPr>
-      <w:drawing>
-        <wp:inline distT="0" distB="0" distL="0" distR="0" wp14:anchorId="1F2EB4DB" wp14:editId="5DDCE79D">
-          <wp:extent cx="2057400" cy="658368"/>
-          <wp:effectExtent l="0" t="0" r="0" b="0"/>
-          <wp:docPr id="1" name="Picture 1"/>
-          <wp:cNvGraphicFramePr>
-            <a:graphicFrameLocks xmlns:a="http://schemas.openxmlformats.org/drawingml/2006/main" noChangeAspect="1"/>
-          </wp:cNvGraphicFramePr>
-          <a:graphic xmlns:a="http://schemas.openxmlformats.org/drawingml/2006/main">
-            <a:graphicData uri="http://schemas.openxmlformats.org/drawingml/2006/picture">
-              <pic:pic xmlns:pic="http://schemas.openxmlformats.org/drawingml/2006/picture">
-                <pic:nvPicPr>
-                  <pic:cNvPr id="0" name="image(20261006-065454).png"/>
-                  <pic:cNvPicPr/>
-                </pic:nvPicPr>
-                <pic:blipFill>
-                  <a:blip r:embed="rId1"/>
-                  <a:stretch>
-                    <a:fillRect/>
-                  </a:stretch>
-                </pic:blipFill>
-                <pic:spPr>
-                  <a:xfrm>
-                    <a:off x="0" y="0"/>
-                    <a:ext cx="2057400" cy="658368"/>
-                  </a:xfrm>
-                  <a:prstGeom prst="rect">
-                    <a:avLst/>
-                  </a:prstGeom>
-                </pic:spPr>
-              </pic:pic>
-            </a:graphicData>
-          </a:graphic>
-        </wp:inline>
-      </w:drawing>
-    </w:r>
   </w:p>
 </w:hdr>
 </file>
@@ -775,6 +876,232 @@
       </w:rPr>
     </w:lvl>
   </w:abstractNum>
+  <w:abstractNum w:abstractNumId="9" w15:restartNumberingAfterBreak="0">
+    <w:nsid w:val="2FCA1DC4"/>
+    <w:multiLevelType w:val="hybridMultilevel"/>
+    <w:tmpl w:val="3124A4FA"/>
+    <w:lvl w:ilvl="0" w:tplc="04090001">
+      <w:start w:val="1"/>
+      <w:numFmt w:val="bullet"/>
+      <w:lvlText w:val=""/>
+      <w:lvlJc w:val="left"/>
+      <w:pPr>
+        <w:ind w:left="720" w:hanging="360"/>
+      </w:pPr>
+      <w:rPr>
+        <w:rFonts w:ascii="Symbol" w:hAnsi="Symbol" w:hint="default"/>
+      </w:rPr>
+    </w:lvl>
+    <w:lvl w:ilvl="1" w:tplc="04090003" w:tentative="1">
+      <w:start w:val="1"/>
+      <w:numFmt w:val="bullet"/>
+      <w:lvlText w:val="o"/>
+      <w:lvlJc w:val="left"/>
+      <w:pPr>
+        <w:ind w:left="1440" w:hanging="360"/>
+      </w:pPr>
+      <w:rPr>
+        <w:rFonts w:ascii="Courier New" w:hAnsi="Courier New" w:cs="Courier New" w:hint="default"/>
+      </w:rPr>
+    </w:lvl>
+    <w:lvl w:ilvl="2" w:tplc="04090005" w:tentative="1">
+      <w:start w:val="1"/>
+      <w:numFmt w:val="bullet"/>
+      <w:lvlText w:val=""/>
+      <w:lvlJc w:val="left"/>
+      <w:pPr>
+        <w:ind w:left="2160" w:hanging="360"/>
+      </w:pPr>
+      <w:rPr>
+        <w:rFonts w:ascii="Wingdings" w:hAnsi="Wingdings" w:hint="default"/>
+      </w:rPr>
+    </w:lvl>
+    <w:lvl w:ilvl="3" w:tplc="04090001" w:tentative="1">
+      <w:start w:val="1"/>
+      <w:numFmt w:val="bullet"/>
+      <w:lvlText w:val=""/>
+      <w:lvlJc w:val="left"/>
+      <w:pPr>
+        <w:ind w:left="2880" w:hanging="360"/>
+      </w:pPr>
+      <w:rPr>
+        <w:rFonts w:ascii="Symbol" w:hAnsi="Symbol" w:hint="default"/>
+      </w:rPr>
+    </w:lvl>
+    <w:lvl w:ilvl="4" w:tplc="04090003" w:tentative="1">
+      <w:start w:val="1"/>
+      <w:numFmt w:val="bullet"/>
+      <w:lvlText w:val="o"/>
+      <w:lvlJc w:val="left"/>
+      <w:pPr>
+        <w:ind w:left="3600" w:hanging="360"/>
+      </w:pPr>
+      <w:rPr>
+        <w:rFonts w:ascii="Courier New" w:hAnsi="Courier New" w:cs="Courier New" w:hint="default"/>
+      </w:rPr>
+    </w:lvl>
+    <w:lvl w:ilvl="5" w:tplc="04090005" w:tentative="1">
+      <w:start w:val="1"/>
+      <w:numFmt w:val="bullet"/>
+      <w:lvlText w:val=""/>
+      <w:lvlJc w:val="left"/>
+      <w:pPr>
+        <w:ind w:left="4320" w:hanging="360"/>
+      </w:pPr>
+      <w:rPr>
+        <w:rFonts w:ascii="Wingdings" w:hAnsi="Wingdings" w:hint="default"/>
+      </w:rPr>
+    </w:lvl>
+    <w:lvl w:ilvl="6" w:tplc="04090001" w:tentative="1">
+      <w:start w:val="1"/>
+      <w:numFmt w:val="bullet"/>
+      <w:lvlText w:val=""/>
+      <w:lvlJc w:val="left"/>
+      <w:pPr>
+        <w:ind w:left="5040" w:hanging="360"/>
+      </w:pPr>
+      <w:rPr>
+        <w:rFonts w:ascii="Symbol" w:hAnsi="Symbol" w:hint="default"/>
+      </w:rPr>
+    </w:lvl>
+    <w:lvl w:ilvl="7" w:tplc="04090003" w:tentative="1">
+      <w:start w:val="1"/>
+      <w:numFmt w:val="bullet"/>
+      <w:lvlText w:val="o"/>
+      <w:lvlJc w:val="left"/>
+      <w:pPr>
+        <w:ind w:left="5760" w:hanging="360"/>
+      </w:pPr>
+      <w:rPr>
+        <w:rFonts w:ascii="Courier New" w:hAnsi="Courier New" w:cs="Courier New" w:hint="default"/>
+      </w:rPr>
+    </w:lvl>
+    <w:lvl w:ilvl="8" w:tplc="04090005" w:tentative="1">
+      <w:start w:val="1"/>
+      <w:numFmt w:val="bullet"/>
+      <w:lvlText w:val=""/>
+      <w:lvlJc w:val="left"/>
+      <w:pPr>
+        <w:ind w:left="6480" w:hanging="360"/>
+      </w:pPr>
+      <w:rPr>
+        <w:rFonts w:ascii="Wingdings" w:hAnsi="Wingdings" w:hint="default"/>
+      </w:rPr>
+    </w:lvl>
+  </w:abstractNum>
+  <w:abstractNum w:abstractNumId="10" w15:restartNumberingAfterBreak="0">
+    <w:nsid w:val="30FC6878"/>
+    <w:multiLevelType w:val="hybridMultilevel"/>
+    <w:tmpl w:val="36409B46"/>
+    <w:lvl w:ilvl="0" w:tplc="04090001">
+      <w:start w:val="1"/>
+      <w:numFmt w:val="bullet"/>
+      <w:lvlText w:val=""/>
+      <w:lvlJc w:val="left"/>
+      <w:pPr>
+        <w:ind w:left="720" w:hanging="360"/>
+      </w:pPr>
+      <w:rPr>
+        <w:rFonts w:ascii="Symbol" w:hAnsi="Symbol" w:hint="default"/>
+      </w:rPr>
+    </w:lvl>
+    <w:lvl w:ilvl="1" w:tplc="04090003" w:tentative="1">
+      <w:start w:val="1"/>
+      <w:numFmt w:val="bullet"/>
+      <w:lvlText w:val="o"/>
+      <w:lvlJc w:val="left"/>
+      <w:pPr>
+        <w:ind w:left="1440" w:hanging="360"/>
+      </w:pPr>
+      <w:rPr>
+        <w:rFonts w:ascii="Courier New" w:hAnsi="Courier New" w:cs="Courier New" w:hint="default"/>
+      </w:rPr>
+    </w:lvl>
+    <w:lvl w:ilvl="2" w:tplc="04090005" w:tentative="1">
+      <w:start w:val="1"/>
+      <w:numFmt w:val="bullet"/>
+      <w:lvlText w:val=""/>
+      <w:lvlJc w:val="left"/>
+      <w:pPr>
+        <w:ind w:left="2160" w:hanging="360"/>
+      </w:pPr>
+      <w:rPr>
+        <w:rFonts w:ascii="Wingdings" w:hAnsi="Wingdings" w:hint="default"/>
+      </w:rPr>
+    </w:lvl>
+    <w:lvl w:ilvl="3" w:tplc="04090001" w:tentative="1">
+      <w:start w:val="1"/>
+      <w:numFmt w:val="bullet"/>
+      <w:lvlText w:val=""/>
+      <w:lvlJc w:val="left"/>
+      <w:pPr>
+        <w:ind w:left="2880" w:hanging="360"/>
+      </w:pPr>
+      <w:rPr>
+        <w:rFonts w:ascii="Symbol" w:hAnsi="Symbol" w:hint="default"/>
+      </w:rPr>
+    </w:lvl>
+    <w:lvl w:ilvl="4" w:tplc="04090003" w:tentative="1">
+      <w:start w:val="1"/>
+      <w:numFmt w:val="bullet"/>
+      <w:lvlText w:val="o"/>
+      <w:lvlJc w:val="left"/>
+      <w:pPr>
+        <w:ind w:left="3600" w:hanging="360"/>
+      </w:pPr>
+      <w:rPr>
+        <w:rFonts w:ascii="Courier New" w:hAnsi="Courier New" w:cs="Courier New" w:hint="default"/>
+      </w:rPr>
+    </w:lvl>
+    <w:lvl w:ilvl="5" w:tplc="04090005" w:tentative="1">
+      <w:start w:val="1"/>
+      <w:numFmt w:val="bullet"/>
+      <w:lvlText w:val=""/>
+      <w:lvlJc w:val="left"/>
+      <w:pPr>
+        <w:ind w:left="4320" w:hanging="360"/>
+      </w:pPr>
+      <w:rPr>
+        <w:rFonts w:ascii="Wingdings" w:hAnsi="Wingdings" w:hint="default"/>
+      </w:rPr>
+    </w:lvl>
+    <w:lvl w:ilvl="6" w:tplc="04090001" w:tentative="1">
+      <w:start w:val="1"/>
+      <w:numFmt w:val="bullet"/>
+      <w:lvlText w:val=""/>
+      <w:lvlJc w:val="left"/>
+      <w:pPr>
+        <w:ind w:left="5040" w:hanging="360"/>
+      </w:pPr>
+      <w:rPr>
+        <w:rFonts w:ascii="Symbol" w:hAnsi="Symbol" w:hint="default"/>
+      </w:rPr>
+    </w:lvl>
+    <w:lvl w:ilvl="7" w:tplc="04090003" w:tentative="1">
+      <w:start w:val="1"/>
+      <w:numFmt w:val="bullet"/>
+      <w:lvlText w:val="o"/>
+      <w:lvlJc w:val="left"/>
+      <w:pPr>
+        <w:ind w:left="5760" w:hanging="360"/>
+      </w:pPr>
+      <w:rPr>
+        <w:rFonts w:ascii="Courier New" w:hAnsi="Courier New" w:cs="Courier New" w:hint="default"/>
+      </w:rPr>
+    </w:lvl>
+    <w:lvl w:ilvl="8" w:tplc="04090005" w:tentative="1">
+      <w:start w:val="1"/>
+      <w:numFmt w:val="bullet"/>
+      <w:lvlText w:val=""/>
+      <w:lvlJc w:val="left"/>
+      <w:pPr>
+        <w:ind w:left="6480" w:hanging="360"/>
+      </w:pPr>
+      <w:rPr>
+        <w:rFonts w:ascii="Wingdings" w:hAnsi="Wingdings" w:hint="default"/>
+      </w:rPr>
+    </w:lvl>
+  </w:abstractNum>
   <w:num w:numId="1" w16cid:durableId="2064135871">
     <w:abstractNumId w:val="8"/>
   </w:num>
@@ -801,6 +1128,12 @@
   </w:num>
   <w:num w:numId="9" w16cid:durableId="549465545">
     <w:abstractNumId w:val="0"/>
+  </w:num>
+  <w:num w:numId="10" w16cid:durableId="772749790">
+    <w:abstractNumId w:val="9"/>
+  </w:num>
+  <w:num w:numId="11" w16cid:durableId="1364986217">
+    <w:abstractNumId w:val="10"/>
   </w:num>
 </w:numbering>
 </file>

--- a/09_Project_Management_Evidence/Weekly_Progress_Report.docx
+++ b/09_Project_Management_Evidence/Weekly_Progress_Report.docx
@@ -5,6 +5,10 @@
     <w:p>
       <w:pPr>
         <w:ind w:left="720"/>
+        <w:rPr>
+          <w:b/>
+          <w:sz w:val="40"/>
+        </w:rPr>
       </w:pPr>
       <w:r>
         <w:rPr>
@@ -30,7 +34,7 @@
     </w:p>
     <w:p>
       <w:r>
-        <w:t>Week of the 12th – the 16th of October 2026</w:t>
+        <w:t>Week 4 (Sprint 3): 19 to 23 October 2026. Group 3, TrackWIL. Report prepared for the Week 4 review on Friday 23 October 2026.</w:t>
       </w:r>
     </w:p>
     <w:p>
@@ -42,15 +46,8 @@
       </w:r>
     </w:p>
     <w:p>
-      <w:pPr>
-        <w:pStyle w:val="ListParagraph"/>
-        <w:numPr>
-          <w:ilvl w:val="0"/>
-          <w:numId w:val="10"/>
-        </w:numPr>
-      </w:pPr>
       <w:r>
-        <w:t>Chapter 3: Requirements and Methodology</w:t>
+        <w:t>The plan from the Week 3 report was:</w:t>
       </w:r>
     </w:p>
     <w:p>
@@ -58,11 +55,12 @@
         <w:pStyle w:val="ListParagraph"/>
         <w:numPr>
           <w:ilvl w:val="0"/>
-          <w:numId w:val="10"/>
+          <w:numId w:val="12"/>
         </w:numPr>
+        <w:ind w:left="1080"/>
       </w:pPr>
       <w:r>
-        <w:t>Software Requirements Specification (SRS)</w:t>
+        <w:t>Improve the MVP (minimum viable product).</w:t>
       </w:r>
     </w:p>
     <w:p>
@@ -70,11 +68,12 @@
         <w:pStyle w:val="ListParagraph"/>
         <w:numPr>
           <w:ilvl w:val="0"/>
-          <w:numId w:val="10"/>
+          <w:numId w:val="12"/>
         </w:numPr>
+        <w:ind w:left="1080"/>
       </w:pPr>
       <w:r>
-        <w:t>Chapter 4: System Design (4.1 to 4.6)</w:t>
+        <w:t>Complete Chapter 4, including the user interface design and sections 4.6 to 4.8.</w:t>
       </w:r>
     </w:p>
     <w:p>
@@ -82,11 +81,12 @@
         <w:pStyle w:val="ListParagraph"/>
         <w:numPr>
           <w:ilvl w:val="0"/>
-          <w:numId w:val="10"/>
+          <w:numId w:val="12"/>
         </w:numPr>
+        <w:ind w:left="1080"/>
       </w:pPr>
       <w:r>
-        <w:t>Development Evidence</w:t>
+        <w:t>Write the Chapter 5 draft (Testing, Results and Evaluation).</w:t>
       </w:r>
     </w:p>
     <w:p>
@@ -94,11 +94,12 @@
         <w:pStyle w:val="ListParagraph"/>
         <w:numPr>
           <w:ilvl w:val="0"/>
-          <w:numId w:val="10"/>
+          <w:numId w:val="12"/>
         </w:numPr>
+        <w:ind w:left="1080"/>
       </w:pPr>
       <w:r>
-        <w:t>Revised Chapters 1 and 2</w:t>
+        <w:t>Complete the testing workbooks (Test Plan, Test Cases and Results, Defect Log, Requirements Traceability Matrix).</w:t>
       </w:r>
     </w:p>
     <w:p>
@@ -106,11 +107,12 @@
         <w:pStyle w:val="ListParagraph"/>
         <w:numPr>
           <w:ilvl w:val="0"/>
-          <w:numId w:val="10"/>
+          <w:numId w:val="12"/>
         </w:numPr>
+        <w:ind w:left="1080"/>
       </w:pPr>
       <w:r>
-        <w:t>Weekly Progress Report</w:t>
+        <w:t>Compile the full dissertation draft (front matter and Chapters 1 to 5, with an outline of Chapter 6).</w:t>
       </w:r>
     </w:p>
     <w:p>
@@ -118,11 +120,626 @@
         <w:pStyle w:val="ListParagraph"/>
         <w:numPr>
           <w:ilvl w:val="0"/>
-          <w:numId w:val="10"/>
+          <w:numId w:val="12"/>
         </w:numPr>
+        <w:ind w:left="1080"/>
       </w:pPr>
       <w:r>
-        <w:t>Included Work plan</w:t>
+        <w:t>Prepare the presentation plan (slide outline and demo script).</w:t>
+      </w:r>
+    </w:p>
+    <w:p>
+      <w:pPr>
+        <w:pStyle w:val="Heading1"/>
+      </w:pPr>
+      <w:r>
+        <w:lastRenderedPageBreak/>
+        <w:t>Completed Work</w:t>
+      </w:r>
+    </w:p>
+    <w:p>
+      <w:pPr>
+        <w:pStyle w:val="Caption"/>
+        <w:keepNext/>
+        <w:rPr>
+          <w:b w:val="0"/>
+        </w:rPr>
+      </w:pPr>
+      <w:r>
+        <w:rPr>
+          <w:b w:val="0"/>
+        </w:rPr>
+        <w:t xml:space="preserve">Table </w:t>
+      </w:r>
+      <w:r>
+        <w:rPr>
+          <w:b w:val="0"/>
+        </w:rPr>
+        <w:fldChar w:fldCharType="begin"/>
+      </w:r>
+      <w:r>
+        <w:rPr>
+          <w:b w:val="0"/>
+        </w:rPr>
+        <w:instrText xml:space="preserve"> SEQ Table \* ARABIC </w:instrText>
+      </w:r>
+      <w:r>
+        <w:rPr>
+          <w:b w:val="0"/>
+        </w:rPr>
+        <w:fldChar w:fldCharType="separate"/>
+      </w:r>
+      <w:r>
+        <w:rPr>
+          <w:b w:val="0"/>
+          <w:noProof/>
+        </w:rPr>
+        <w:t>1</w:t>
+      </w:r>
+      <w:r>
+        <w:rPr>
+          <w:b w:val="0"/>
+        </w:rPr>
+        <w:fldChar w:fldCharType="end"/>
+      </w:r>
+      <w:r>
+        <w:rPr>
+          <w:b w:val="0"/>
+        </w:rPr>
+        <w:t>: Work completed this week</w:t>
+      </w:r>
+    </w:p>
+    <w:tbl>
+      <w:tblPr>
+        <w:tblStyle w:val="TableGrid"/>
+        <w:tblW w:w="9980" w:type="dxa"/>
+        <w:tblLayout w:type="fixed"/>
+        <w:tblLook w:val="04A0" w:firstRow="1" w:lastRow="0" w:firstColumn="1" w:lastColumn="0" w:noHBand="0" w:noVBand="1"/>
+      </w:tblPr>
+      <w:tblGrid>
+        <w:gridCol w:w="3273"/>
+        <w:gridCol w:w="1334"/>
+        <w:gridCol w:w="3783"/>
+        <w:gridCol w:w="1590"/>
+      </w:tblGrid>
+      <w:tr>
+        <w:trPr>
+          <w:cantSplit/>
+          <w:tblHeader/>
+        </w:trPr>
+        <w:tc>
+          <w:tcPr>
+            <w:tcW w:w="3273" w:type="dxa"/>
+            <w:shd w:val="clear" w:color="auto" w:fill="E6E6E6"/>
+          </w:tcPr>
+          <w:p>
+            <w:pPr>
+              <w:keepNext/>
+              <w:spacing w:before="40" w:after="40"/>
+              <w:rPr>
+                <w:b/>
+                <w:sz w:val="20"/>
+              </w:rPr>
+            </w:pPr>
+            <w:r>
+              <w:rPr>
+                <w:b/>
+                <w:sz w:val="20"/>
+              </w:rPr>
+              <w:t>Work item</w:t>
+            </w:r>
+          </w:p>
+        </w:tc>
+        <w:tc>
+          <w:tcPr>
+            <w:tcW w:w="1334" w:type="dxa"/>
+            <w:shd w:val="clear" w:color="auto" w:fill="E6E6E6"/>
+          </w:tcPr>
+          <w:p>
+            <w:pPr>
+              <w:keepNext/>
+              <w:spacing w:before="40" w:after="40"/>
+              <w:rPr>
+                <w:b/>
+                <w:sz w:val="20"/>
+              </w:rPr>
+            </w:pPr>
+            <w:r>
+              <w:rPr>
+                <w:b/>
+                <w:sz w:val="20"/>
+              </w:rPr>
+              <w:t>Owner</w:t>
+            </w:r>
+          </w:p>
+        </w:tc>
+        <w:tc>
+          <w:tcPr>
+            <w:tcW w:w="3783" w:type="dxa"/>
+            <w:shd w:val="clear" w:color="auto" w:fill="E6E6E6"/>
+          </w:tcPr>
+          <w:p>
+            <w:pPr>
+              <w:keepNext/>
+              <w:spacing w:before="40" w:after="40"/>
+              <w:rPr>
+                <w:b/>
+                <w:sz w:val="20"/>
+              </w:rPr>
+            </w:pPr>
+            <w:r>
+              <w:rPr>
+                <w:b/>
+                <w:sz w:val="20"/>
+              </w:rPr>
+              <w:t>Evidence</w:t>
+            </w:r>
+          </w:p>
+        </w:tc>
+        <w:tc>
+          <w:tcPr>
+            <w:tcW w:w="1590" w:type="dxa"/>
+            <w:shd w:val="clear" w:color="auto" w:fill="E6E6E6"/>
+          </w:tcPr>
+          <w:p>
+            <w:pPr>
+              <w:keepNext/>
+              <w:spacing w:before="40" w:after="40"/>
+              <w:rPr>
+                <w:b/>
+                <w:sz w:val="20"/>
+              </w:rPr>
+            </w:pPr>
+            <w:r>
+              <w:rPr>
+                <w:b/>
+                <w:sz w:val="20"/>
+              </w:rPr>
+              <w:t>Status</w:t>
+            </w:r>
+          </w:p>
+        </w:tc>
+      </w:tr>
+      <w:tr>
+        <w:trPr>
+          <w:cantSplit/>
+        </w:trPr>
+        <w:tc>
+          <w:tcPr>
+            <w:tcW w:w="3273" w:type="dxa"/>
+          </w:tcPr>
+          <w:p>
+            <w:pPr>
+              <w:keepNext/>
+              <w:spacing w:before="40" w:after="40"/>
+              <w:rPr>
+                <w:sz w:val="20"/>
+              </w:rPr>
+            </w:pPr>
+            <w:r>
+              <w:rPr>
+                <w:sz w:val="20"/>
+              </w:rPr>
+              <w:t>Chapter 5 draft, Test Plan and first test cases (TC-001 to TC-009)</w:t>
+            </w:r>
+          </w:p>
+        </w:tc>
+        <w:tc>
+          <w:tcPr>
+            <w:tcW w:w="1334" w:type="dxa"/>
+          </w:tcPr>
+          <w:p>
+            <w:pPr>
+              <w:keepNext/>
+              <w:spacing w:before="40" w:after="40"/>
+              <w:rPr>
+                <w:sz w:val="20"/>
+              </w:rPr>
+            </w:pPr>
+            <w:r>
+              <w:rPr>
+                <w:sz w:val="20"/>
+              </w:rPr>
+              <w:t>Sihle Kayise</w:t>
+            </w:r>
+          </w:p>
+        </w:tc>
+        <w:tc>
+          <w:tcPr>
+            <w:tcW w:w="3783" w:type="dxa"/>
+          </w:tcPr>
+          <w:p>
+            <w:pPr>
+              <w:keepNext/>
+              <w:spacing w:before="40" w:after="40"/>
+              <w:rPr>
+                <w:sz w:val="20"/>
+              </w:rPr>
+            </w:pPr>
+            <w:r>
+              <w:rPr>
+                <w:sz w:val="20"/>
+              </w:rPr>
+              <w:t>Commit 48df206; pull request #4</w:t>
+            </w:r>
+          </w:p>
+        </w:tc>
+        <w:tc>
+          <w:tcPr>
+            <w:tcW w:w="1590" w:type="dxa"/>
+          </w:tcPr>
+          <w:p>
+            <w:pPr>
+              <w:keepNext/>
+              <w:spacing w:before="40" w:after="40"/>
+              <w:rPr>
+                <w:sz w:val="20"/>
+              </w:rPr>
+            </w:pPr>
+            <w:r>
+              <w:rPr>
+                <w:sz w:val="20"/>
+              </w:rPr>
+              <w:t>Draft complete</w:t>
+            </w:r>
+          </w:p>
+        </w:tc>
+      </w:tr>
+      <w:tr>
+        <w:trPr>
+          <w:cantSplit/>
+        </w:trPr>
+        <w:tc>
+          <w:tcPr>
+            <w:tcW w:w="3273" w:type="dxa"/>
+          </w:tcPr>
+          <w:p>
+            <w:pPr>
+              <w:keepNext/>
+              <w:spacing w:before="40" w:after="40"/>
+              <w:rPr>
+                <w:sz w:val="20"/>
+              </w:rPr>
+            </w:pPr>
+            <w:r>
+              <w:rPr>
+                <w:sz w:val="20"/>
+              </w:rPr>
+              <w:t>MVP improvement: JSON file storage replaced with an SQLite database (schema, seed data, transactions, one-time token protection, 24-hour limit) and 28 automated end-to-end checks passed</w:t>
+            </w:r>
+          </w:p>
+        </w:tc>
+        <w:tc>
+          <w:tcPr>
+            <w:tcW w:w="1334" w:type="dxa"/>
+          </w:tcPr>
+          <w:p>
+            <w:pPr>
+              <w:keepNext/>
+              <w:spacing w:before="40" w:after="40"/>
+              <w:rPr>
+                <w:sz w:val="20"/>
+              </w:rPr>
+            </w:pPr>
+            <w:r>
+              <w:rPr>
+                <w:sz w:val="20"/>
+              </w:rPr>
+              <w:t>Gedion Basson</w:t>
+            </w:r>
+          </w:p>
+        </w:tc>
+        <w:tc>
+          <w:tcPr>
+            <w:tcW w:w="3783" w:type="dxa"/>
+          </w:tcPr>
+          <w:p>
+            <w:pPr>
+              <w:keepNext/>
+              <w:spacing w:before="40" w:after="40"/>
+              <w:rPr>
+                <w:sz w:val="20"/>
+              </w:rPr>
+            </w:pPr>
+            <w:r>
+              <w:rPr>
+                <w:sz w:val="20"/>
+              </w:rPr>
+              <w:t>Commit 7080e7f; pull request #5</w:t>
+            </w:r>
+          </w:p>
+        </w:tc>
+        <w:tc>
+          <w:tcPr>
+            <w:tcW w:w="1590" w:type="dxa"/>
+          </w:tcPr>
+          <w:p>
+            <w:pPr>
+              <w:keepNext/>
+              <w:spacing w:before="40" w:after="40"/>
+              <w:rPr>
+                <w:sz w:val="20"/>
+              </w:rPr>
+            </w:pPr>
+            <w:r>
+              <w:rPr>
+                <w:sz w:val="20"/>
+              </w:rPr>
+              <w:t>Complete</w:t>
+            </w:r>
+          </w:p>
+        </w:tc>
+      </w:tr>
+      <w:tr>
+        <w:trPr>
+          <w:cantSplit/>
+        </w:trPr>
+        <w:tc>
+          <w:tcPr>
+            <w:tcW w:w="3273" w:type="dxa"/>
+          </w:tcPr>
+          <w:p>
+            <w:pPr>
+              <w:keepNext/>
+              <w:spacing w:before="40" w:after="40"/>
+              <w:rPr>
+                <w:sz w:val="20"/>
+              </w:rPr>
+            </w:pPr>
+            <w:r>
+              <w:rPr>
+                <w:sz w:val="20"/>
+              </w:rPr>
+              <w:t>Chapters 1 to 4, the SRS and the Database Design document updated to match the system that was built</w:t>
+            </w:r>
+          </w:p>
+        </w:tc>
+        <w:tc>
+          <w:tcPr>
+            <w:tcW w:w="1334" w:type="dxa"/>
+          </w:tcPr>
+          <w:p>
+            <w:pPr>
+              <w:keepNext/>
+              <w:spacing w:before="40" w:after="40"/>
+              <w:rPr>
+                <w:sz w:val="20"/>
+              </w:rPr>
+            </w:pPr>
+            <w:r>
+              <w:rPr>
+                <w:sz w:val="20"/>
+              </w:rPr>
+              <w:t>Gedion Basson</w:t>
+            </w:r>
+          </w:p>
+        </w:tc>
+        <w:tc>
+          <w:tcPr>
+            <w:tcW w:w="3783" w:type="dxa"/>
+          </w:tcPr>
+          <w:p>
+            <w:pPr>
+              <w:keepNext/>
+              <w:spacing w:before="40" w:after="40"/>
+              <w:rPr>
+                <w:sz w:val="20"/>
+              </w:rPr>
+            </w:pPr>
+            <w:r>
+              <w:rPr>
+                <w:sz w:val="20"/>
+              </w:rPr>
+              <w:t>Commit 2634d57; pull request #6</w:t>
+            </w:r>
+          </w:p>
+        </w:tc>
+        <w:tc>
+          <w:tcPr>
+            <w:tcW w:w="1590" w:type="dxa"/>
+          </w:tcPr>
+          <w:p>
+            <w:pPr>
+              <w:keepNext/>
+              <w:spacing w:before="40" w:after="40"/>
+              <w:rPr>
+                <w:sz w:val="20"/>
+              </w:rPr>
+            </w:pPr>
+            <w:r>
+              <w:rPr>
+                <w:sz w:val="20"/>
+              </w:rPr>
+              <w:t>Complete</w:t>
+            </w:r>
+          </w:p>
+        </w:tc>
+      </w:tr>
+      <w:tr>
+        <w:trPr>
+          <w:cantSplit/>
+        </w:trPr>
+        <w:tc>
+          <w:tcPr>
+            <w:tcW w:w="3273" w:type="dxa"/>
+          </w:tcPr>
+          <w:p>
+            <w:pPr>
+              <w:keepNext/>
+              <w:spacing w:before="40" w:after="40"/>
+              <w:rPr>
+                <w:sz w:val="20"/>
+              </w:rPr>
+            </w:pPr>
+            <w:r>
+              <w:rPr>
+                <w:sz w:val="20"/>
+              </w:rPr>
+              <w:t>Chapter 4 completed (sections 4.1 to 4.9), with new class and activity diagrams, updated architecture, sequence, use case and ER diagrams, and screenshots of the running application</w:t>
+            </w:r>
+          </w:p>
+        </w:tc>
+        <w:tc>
+          <w:tcPr>
+            <w:tcW w:w="1334" w:type="dxa"/>
+          </w:tcPr>
+          <w:p>
+            <w:pPr>
+              <w:keepNext/>
+              <w:spacing w:before="40" w:after="40"/>
+              <w:rPr>
+                <w:sz w:val="20"/>
+              </w:rPr>
+            </w:pPr>
+            <w:r>
+              <w:rPr>
+                <w:sz w:val="20"/>
+              </w:rPr>
+              <w:t>Gedion Basson</w:t>
+            </w:r>
+          </w:p>
+        </w:tc>
+        <w:tc>
+          <w:tcPr>
+            <w:tcW w:w="3783" w:type="dxa"/>
+          </w:tcPr>
+          <w:p>
+            <w:pPr>
+              <w:keepNext/>
+              <w:spacing w:before="40" w:after="40"/>
+              <w:rPr>
+                <w:sz w:val="20"/>
+              </w:rPr>
+            </w:pPr>
+            <w:r>
+              <w:rPr>
+                <w:sz w:val="20"/>
+              </w:rPr>
+              <w:t>04_System_Design_and_Development; pull request #6</w:t>
+            </w:r>
+          </w:p>
+        </w:tc>
+        <w:tc>
+          <w:tcPr>
+            <w:tcW w:w="1590" w:type="dxa"/>
+          </w:tcPr>
+          <w:p>
+            <w:pPr>
+              <w:keepNext/>
+              <w:spacing w:before="40" w:after="40"/>
+              <w:rPr>
+                <w:sz w:val="20"/>
+              </w:rPr>
+            </w:pPr>
+            <w:r>
+              <w:rPr>
+                <w:sz w:val="20"/>
+              </w:rPr>
+              <w:t>Complete</w:t>
+            </w:r>
+          </w:p>
+        </w:tc>
+      </w:tr>
+      <w:tr>
+        <w:trPr>
+          <w:cantSplit/>
+        </w:trPr>
+        <w:tc>
+          <w:tcPr>
+            <w:tcW w:w="3273" w:type="dxa"/>
+          </w:tcPr>
+          <w:p>
+            <w:pPr>
+              <w:spacing w:before="40" w:after="40"/>
+              <w:rPr>
+                <w:sz w:val="20"/>
+              </w:rPr>
+            </w:pPr>
+            <w:r>
+              <w:rPr>
+                <w:sz w:val="20"/>
+              </w:rPr>
+              <w:t>Sprint backlog, risk, issue and change register and this progress report updated</w:t>
+            </w:r>
+          </w:p>
+        </w:tc>
+        <w:tc>
+          <w:tcPr>
+            <w:tcW w:w="1334" w:type="dxa"/>
+          </w:tcPr>
+          <w:p>
+            <w:pPr>
+              <w:spacing w:before="40" w:after="40"/>
+              <w:rPr>
+                <w:sz w:val="20"/>
+              </w:rPr>
+            </w:pPr>
+            <w:r>
+              <w:rPr>
+                <w:sz w:val="20"/>
+              </w:rPr>
+              <w:t>Gedion Basson</w:t>
+            </w:r>
+          </w:p>
+        </w:tc>
+        <w:tc>
+          <w:tcPr>
+            <w:tcW w:w="3783" w:type="dxa"/>
+          </w:tcPr>
+          <w:p>
+            <w:pPr>
+              <w:spacing w:before="40" w:after="40"/>
+              <w:rPr>
+                <w:sz w:val="20"/>
+              </w:rPr>
+            </w:pPr>
+            <w:r>
+              <w:rPr>
+                <w:sz w:val="20"/>
+              </w:rPr>
+              <w:t>09_Project_Management_Evidence</w:t>
+            </w:r>
+          </w:p>
+        </w:tc>
+        <w:tc>
+          <w:tcPr>
+            <w:tcW w:w="1590" w:type="dxa"/>
+          </w:tcPr>
+          <w:p>
+            <w:pPr>
+              <w:spacing w:before="40" w:after="40"/>
+              <w:rPr>
+                <w:sz w:val="20"/>
+              </w:rPr>
+            </w:pPr>
+            <w:r>
+              <w:rPr>
+                <w:sz w:val="20"/>
+              </w:rPr>
+              <w:t>Complete</w:t>
+            </w:r>
+          </w:p>
+        </w:tc>
+      </w:tr>
+    </w:tbl>
+    <w:p/>
+    <w:p>
+      <w:r>
+        <w:rPr>
+          <w:b/>
+        </w:rPr>
+        <w:t>Not yet completed (carried forward):</w:t>
+      </w:r>
+      <w:r>
+        <w:t xml:space="preserve"> execution of all test cases with actual results, the Defect Log and the Requirements Traceability Matrix; Chapter 6; the compiled dissertation draft; the slide outline and demo script; the Individual Contribution Forms; and the screen-recorded walkthrough.</w:t>
+      </w:r>
+    </w:p>
+    <w:p>
+      <w:pPr>
+        <w:pStyle w:val="Heading1"/>
+      </w:pPr>
+      <w:r>
+        <w:t>Challenges / Issues</w:t>
       </w:r>
     </w:p>
     <w:p>
@@ -130,226 +747,114 @@
         <w:pStyle w:val="ListParagraph"/>
         <w:numPr>
           <w:ilvl w:val="0"/>
-          <w:numId w:val="10"/>
+          <w:numId w:val="13"/>
         </w:numPr>
+        <w:ind w:left="1080"/>
       </w:pPr>
       <w:r>
-        <w:t>Actual Development of the Application</w:t>
+        <w:rPr>
+          <w:b/>
+        </w:rPr>
+        <w:t>Documentation did not match the build.</w:t>
+      </w:r>
+      <w:r>
+        <w:t xml:space="preserve"> Chapters 1 and 3 and the SRS described mentor accounts, a separate lecturer dashboard and PostgreSQL. The documents were rewritten to match the built system, and the deferred features were recorded as future work (Issue I01, resolved).</w:t>
       </w:r>
     </w:p>
     <w:p>
       <w:pPr>
-        <w:pStyle w:val="Heading1"/>
+        <w:pStyle w:val="ListParagraph"/>
+        <w:numPr>
+          <w:ilvl w:val="0"/>
+          <w:numId w:val="13"/>
+        </w:numPr>
+        <w:ind w:left="1080"/>
       </w:pPr>
       <w:r>
-        <w:t>Completed Work</w:t>
-      </w:r>
-    </w:p>
-    <w:tbl>
-      <w:tblPr>
-        <w:tblStyle w:val="TableGrid"/>
-        <w:tblW w:w="0" w:type="auto"/>
-        <w:tblLook w:val="04A0" w:firstRow="1" w:lastRow="0" w:firstColumn="1" w:lastColumn="0" w:noHBand="0" w:noVBand="1"/>
-      </w:tblPr>
-      <w:tblGrid>
-        <w:gridCol w:w="9962"/>
-      </w:tblGrid>
-      <w:tr>
-        <w:sdt>
-          <w:sdtPr>
-            <w:id w:val="612790251"/>
-            <w:picture/>
-          </w:sdtPr>
-          <w:sdtContent>
-            <w:tc>
-              <w:tcPr>
-                <w:tcW w:w="9962" w:type="dxa"/>
-              </w:tcPr>
-              <w:p>
-                <w:r>
-                  <w:drawing>
-                    <wp:inline distT="0" distB="0" distL="0" distR="0" wp14:anchorId="40320E03" wp14:editId="5B505F2E">
-                      <wp:extent cx="6287377" cy="2476846"/>
-                      <wp:effectExtent l="0" t="0" r="0" b="0"/>
-                      <wp:docPr id="1020241805" name="Picture 1"/>
-                      <wp:cNvGraphicFramePr>
-                        <a:graphicFrameLocks xmlns:a="http://schemas.openxmlformats.org/drawingml/2006/main" noChangeAspect="1"/>
-                      </wp:cNvGraphicFramePr>
-                      <a:graphic xmlns:a="http://schemas.openxmlformats.org/drawingml/2006/main">
-                        <a:graphicData uri="http://schemas.openxmlformats.org/drawingml/2006/picture">
-                          <pic:pic xmlns:pic="http://schemas.openxmlformats.org/drawingml/2006/picture">
-                            <pic:nvPicPr>
-                              <pic:cNvPr id="1020241805" name=""/>
-                              <pic:cNvPicPr/>
-                            </pic:nvPicPr>
-                            <pic:blipFill>
-                              <a:blip r:embed="rId8"/>
-                              <a:stretch>
-                                <a:fillRect/>
-                              </a:stretch>
-                            </pic:blipFill>
-                            <pic:spPr>
-                              <a:xfrm>
-                                <a:off x="0" y="0"/>
-                                <a:ext cx="6287377" cy="2476846"/>
-                              </a:xfrm>
-                              <a:prstGeom prst="rect">
-                                <a:avLst/>
-                              </a:prstGeom>
-                            </pic:spPr>
-                          </pic:pic>
-                        </a:graphicData>
-                      </a:graphic>
-                    </wp:inline>
-                  </w:drawing>
-                </w:r>
-              </w:p>
-            </w:tc>
-          </w:sdtContent>
-        </w:sdt>
-      </w:tr>
-    </w:tbl>
-    <w:p/>
-    <w:p/>
-    <w:tbl>
-      <w:tblPr>
-        <w:tblStyle w:val="TableGrid"/>
-        <w:tblW w:w="0" w:type="auto"/>
-        <w:tblLook w:val="04A0" w:firstRow="1" w:lastRow="0" w:firstColumn="1" w:lastColumn="0" w:noHBand="0" w:noVBand="1"/>
-      </w:tblPr>
-      <w:tblGrid>
-        <w:gridCol w:w="9962"/>
-      </w:tblGrid>
-      <w:tr>
-        <w:sdt>
-          <w:sdtPr>
-            <w:id w:val="85890209"/>
-            <w:picture/>
-          </w:sdtPr>
-          <w:sdtContent>
-            <w:tc>
-              <w:tcPr>
-                <w:tcW w:w="9962" w:type="dxa"/>
-              </w:tcPr>
-              <w:p>
-                <w:r>
-                  <w:drawing>
-                    <wp:inline distT="0" distB="0" distL="0" distR="0" wp14:anchorId="71304134" wp14:editId="634266BE">
-                      <wp:extent cx="6332220" cy="4101465"/>
-                      <wp:effectExtent l="0" t="0" r="0" b="0"/>
-                      <wp:docPr id="238455927" name="Picture 1"/>
-                      <wp:cNvGraphicFramePr>
-                        <a:graphicFrameLocks xmlns:a="http://schemas.openxmlformats.org/drawingml/2006/main" noChangeAspect="1"/>
-                      </wp:cNvGraphicFramePr>
-                      <a:graphic xmlns:a="http://schemas.openxmlformats.org/drawingml/2006/main">
-                        <a:graphicData uri="http://schemas.openxmlformats.org/drawingml/2006/picture">
-                          <pic:pic xmlns:pic="http://schemas.openxmlformats.org/drawingml/2006/picture">
-                            <pic:nvPicPr>
-                              <pic:cNvPr id="238455927" name=""/>
-                              <pic:cNvPicPr/>
-                            </pic:nvPicPr>
-                            <pic:blipFill>
-                              <a:blip r:embed="rId9"/>
-                              <a:stretch>
-                                <a:fillRect/>
-                              </a:stretch>
-                            </pic:blipFill>
-                            <pic:spPr>
-                              <a:xfrm>
-                                <a:off x="0" y="0"/>
-                                <a:ext cx="6332220" cy="4101465"/>
-                              </a:xfrm>
-                              <a:prstGeom prst="rect">
-                                <a:avLst/>
-                              </a:prstGeom>
-                            </pic:spPr>
-                          </pic:pic>
-                        </a:graphicData>
-                      </a:graphic>
-                    </wp:inline>
-                  </w:drawing>
-                </w:r>
-              </w:p>
-            </w:tc>
-          </w:sdtContent>
-        </w:sdt>
-      </w:tr>
-      <w:tr>
-        <w:sdt>
-          <w:sdtPr>
-            <w:id w:val="310068731"/>
-            <w:picture/>
-          </w:sdtPr>
-          <w:sdtContent>
-            <w:tc>
-              <w:tcPr>
-                <w:tcW w:w="9962" w:type="dxa"/>
-              </w:tcPr>
-              <w:p>
-                <w:r>
-                  <w:drawing>
-                    <wp:inline distT="0" distB="0" distL="0" distR="0" wp14:anchorId="0323AB94" wp14:editId="5819F16B">
-                      <wp:extent cx="6332220" cy="3648075"/>
-                      <wp:effectExtent l="0" t="0" r="0" b="9525"/>
-                      <wp:docPr id="1888851712" name="Picture 1"/>
-                      <wp:cNvGraphicFramePr>
-                        <a:graphicFrameLocks xmlns:a="http://schemas.openxmlformats.org/drawingml/2006/main" noChangeAspect="1"/>
-                      </wp:cNvGraphicFramePr>
-                      <a:graphic xmlns:a="http://schemas.openxmlformats.org/drawingml/2006/main">
-                        <a:graphicData uri="http://schemas.openxmlformats.org/drawingml/2006/picture">
-                          <pic:pic xmlns:pic="http://schemas.openxmlformats.org/drawingml/2006/picture">
-                            <pic:nvPicPr>
-                              <pic:cNvPr id="1888851712" name=""/>
-                              <pic:cNvPicPr/>
-                            </pic:nvPicPr>
-                            <pic:blipFill>
-                              <a:blip r:embed="rId10"/>
-                              <a:stretch>
-                                <a:fillRect/>
-                              </a:stretch>
-                            </pic:blipFill>
-                            <pic:spPr>
-                              <a:xfrm>
-                                <a:off x="0" y="0"/>
-                                <a:ext cx="6332220" cy="3648075"/>
-                              </a:xfrm>
-                              <a:prstGeom prst="rect">
-                                <a:avLst/>
-                              </a:prstGeom>
-                            </pic:spPr>
-                          </pic:pic>
-                        </a:graphicData>
-                      </a:graphic>
-                    </wp:inline>
-                  </w:drawing>
-                </w:r>
-              </w:p>
-            </w:tc>
-          </w:sdtContent>
-        </w:sdt>
-      </w:tr>
-    </w:tbl>
-    <w:p/>
-    <w:p>
-      <w:pPr>
         <w:rPr>
           <w:b/>
-          <w:bCs/>
         </w:rPr>
-      </w:pPr>
+        <w:t>Security defect found.</w:t>
+      </w:r>
+      <w:r>
+        <w:t xml:space="preserve"> The session cookie stores the user id without a signature, so a user who edits the cookie could impersonate another account. A fix is planned for 25 October and will be retested (Issue I02).</w:t>
+      </w:r>
     </w:p>
     <w:p>
       <w:pPr>
-        <w:pStyle w:val="Heading1"/>
+        <w:pStyle w:val="ListParagraph"/>
+        <w:numPr>
+          <w:ilvl w:val="0"/>
+          <w:numId w:val="13"/>
+        </w:numPr>
+        <w:ind w:left="1080"/>
       </w:pPr>
       <w:r>
-        <w:lastRenderedPageBreak/>
-        <w:t>Challenges / Issues</w:t>
+        <w:rPr>
+          <w:b/>
+        </w:rPr>
+        <w:t>Functional defect found.</w:t>
+      </w:r>
+      <w:r>
+        <w:t xml:space="preserve"> If a mentor link expires before the mentor responds, the entry stays Pending verification and cannot be resubmitted (Issue I03).</w:t>
       </w:r>
     </w:p>
     <w:p>
+      <w:pPr>
+        <w:pStyle w:val="ListParagraph"/>
+        <w:numPr>
+          <w:ilvl w:val="0"/>
+          <w:numId w:val="13"/>
+        </w:numPr>
+        <w:ind w:left="1080"/>
+      </w:pPr>
       <w:r>
-        <w:t xml:space="preserve">The time constraints are a bit tuff, with all the assessment, the studying, coordinating on everybody’s schedules etc. </w:t>
+        <w:rPr>
+          <w:b/>
+        </w:rPr>
+        <w:t>Framework vulnerability.</w:t>
+      </w:r>
+      <w:r>
+        <w:t xml:space="preserve"> The Next.js build reports a known security vulnerability in version 16.4.0; an upgrade is planned on a separate branch (Issue I04).</w:t>
+      </w:r>
+    </w:p>
+    <w:p>
+      <w:pPr>
+        <w:pStyle w:val="ListParagraph"/>
+        <w:numPr>
+          <w:ilvl w:val="0"/>
+          <w:numId w:val="13"/>
+        </w:numPr>
+        <w:ind w:left="1080"/>
+      </w:pPr>
+      <w:r>
+        <w:rPr>
+          <w:b/>
+        </w:rPr>
+        <w:t>Ethical permission pending.</w:t>
+      </w:r>
+      <w:r>
+        <w:t xml:space="preserve"> No written campus permission has been received, so usability testing with staff and students cannot start; all testing uses synthetic data (Risk R01).</w:t>
+      </w:r>
+    </w:p>
+    <w:p>
+      <w:pPr>
+        <w:pStyle w:val="ListParagraph"/>
+        <w:numPr>
+          <w:ilvl w:val="0"/>
+          <w:numId w:val="13"/>
+        </w:numPr>
+        <w:ind w:left="1080"/>
+      </w:pPr>
+      <w:r>
+        <w:rPr>
+          <w:b/>
+        </w:rPr>
+        <w:lastRenderedPageBreak/>
+        <w:t>Time pressure and uneven commits.</w:t>
+      </w:r>
+      <w:r>
+        <w:t xml:space="preserve"> Other assessments limited the time available, and the number of commits differs between members (Risks R03 and R04).</w:t>
       </w:r>
     </w:p>
     <w:p>
@@ -361,204 +866,644 @@
       </w:r>
     </w:p>
     <w:p>
-      <w:pPr>
-        <w:pStyle w:val="ListParagraph"/>
-        <w:numPr>
-          <w:ilvl w:val="0"/>
-          <w:numId w:val="11"/>
-        </w:numPr>
-      </w:pPr>
       <w:r>
-        <w:rPr>
-          <w:b/>
-          <w:bCs/>
-        </w:rPr>
-        <w:t>Monday</w:t>
-      </w:r>
-      <w:r>
-        <w:rPr>
-          <w:b/>
-          <w:bCs/>
-        </w:rPr>
-        <w:t xml:space="preserve"> </w:t>
-      </w:r>
-      <w:r>
-        <w:rPr>
-          <w:b/>
-          <w:bCs/>
-        </w:rPr>
-        <w:t>-</w:t>
-      </w:r>
-      <w:r>
-        <w:t xml:space="preserve"> </w:t>
-      </w:r>
-      <w:r>
-        <w:t>Striving to better the MVP.</w:t>
+        <w:t>Week 5 (Sprint 4, final): 24 to 29 October 2026.</w:t>
       </w:r>
     </w:p>
     <w:p>
       <w:pPr>
-        <w:pStyle w:val="ListParagraph"/>
-        <w:numPr>
-          <w:ilvl w:val="0"/>
-          <w:numId w:val="11"/>
-        </w:numPr>
+        <w:pStyle w:val="Caption"/>
+        <w:keepNext/>
+        <w:rPr>
+          <w:b w:val="0"/>
+        </w:rPr>
       </w:pPr>
       <w:r>
         <w:rPr>
-          <w:b/>
-          <w:bCs/>
+          <w:b w:val="0"/>
         </w:rPr>
-        <w:t>Monday</w:t>
+        <w:t xml:space="preserve">Table </w:t>
       </w:r>
       <w:r>
         <w:rPr>
-          <w:b/>
-          <w:bCs/>
+          <w:b w:val="0"/>
         </w:rPr>
-        <w:t xml:space="preserve"> </w:t>
+        <w:fldChar w:fldCharType="begin"/>
       </w:r>
       <w:r>
         <w:rPr>
-          <w:b/>
-          <w:bCs/>
+          <w:b w:val="0"/>
         </w:rPr>
-        <w:t>-</w:t>
-      </w:r>
-      <w:r>
-        <w:t xml:space="preserve"> </w:t>
-      </w:r>
-      <w:r>
-        <w:t>Chapter 4 completed, including wireframes, and 4.6 - 4.8</w:t>
-      </w:r>
-    </w:p>
-    <w:p>
-      <w:pPr>
-        <w:pStyle w:val="ListParagraph"/>
-        <w:numPr>
-          <w:ilvl w:val="0"/>
-          <w:numId w:val="11"/>
-        </w:numPr>
-      </w:pPr>
-      <w:r>
-        <w:rPr>
-          <w:b/>
-          <w:bCs/>
-        </w:rPr>
-        <w:t>Tuesday</w:t>
+        <w:instrText xml:space="preserve"> SEQ Table \* ARABIC </w:instrText>
       </w:r>
       <w:r>
         <w:rPr>
-          <w:b/>
-          <w:bCs/>
+          <w:b w:val="0"/>
         </w:rPr>
-        <w:t xml:space="preserve"> </w:t>
+        <w:fldChar w:fldCharType="separate"/>
       </w:r>
       <w:r>
         <w:rPr>
-          <w:b/>
-          <w:bCs/>
+          <w:b w:val="0"/>
+          <w:noProof/>
         </w:rPr>
-        <w:t>-</w:t>
-      </w:r>
-      <w:r>
-        <w:t xml:space="preserve"> </w:t>
-      </w:r>
-      <w:r>
-        <w:t>Chapter 5, Testing, Results &amp; Evaluation (draft)</w:t>
-      </w:r>
-    </w:p>
-    <w:p>
-      <w:pPr>
-        <w:pStyle w:val="ListParagraph"/>
-        <w:numPr>
-          <w:ilvl w:val="0"/>
-          <w:numId w:val="11"/>
-        </w:numPr>
-      </w:pPr>
-      <w:r>
-        <w:rPr>
-          <w:b/>
-          <w:bCs/>
-        </w:rPr>
-        <w:t>Tuesday/</w:t>
+        <w:t>2</w:t>
       </w:r>
       <w:r>
         <w:rPr>
-          <w:b/>
-          <w:bCs/>
+          <w:b w:val="0"/>
         </w:rPr>
-        <w:t xml:space="preserve"> </w:t>
+        <w:fldChar w:fldCharType="end"/>
       </w:r>
       <w:r>
         <w:rPr>
-          <w:b/>
-          <w:bCs/>
+          <w:b w:val="0"/>
         </w:rPr>
-        <w:t>Wednesday</w:t>
-      </w:r>
-      <w:r>
-        <w:rPr>
-          <w:b/>
-          <w:bCs/>
-        </w:rPr>
-        <w:t xml:space="preserve"> </w:t>
-      </w:r>
-      <w:r>
-        <w:rPr>
-          <w:b/>
-          <w:bCs/>
-        </w:rPr>
-        <w:t>-</w:t>
-      </w:r>
-      <w:r>
-        <w:t xml:space="preserve"> </w:t>
-      </w:r>
-      <w:r>
-        <w:t>Testing Workbooks</w:t>
+        <w:t>: Plan for the final week</w:t>
       </w:r>
     </w:p>
-    <w:p>
-      <w:pPr>
-        <w:pStyle w:val="ListParagraph"/>
-        <w:numPr>
-          <w:ilvl w:val="0"/>
-          <w:numId w:val="11"/>
-        </w:numPr>
-      </w:pPr>
-      <w:r>
-        <w:rPr>
-          <w:b/>
-          <w:bCs/>
-        </w:rPr>
-        <w:t>Wednesday/ Thursday/ Friday -</w:t>
-      </w:r>
-      <w:r>
-        <w:t xml:space="preserve"> </w:t>
-      </w:r>
-      <w:r>
-        <w:t>Full dissertation draft</w:t>
-      </w:r>
-    </w:p>
-    <w:p>
-      <w:pPr>
-        <w:pStyle w:val="ListParagraph"/>
-        <w:numPr>
-          <w:ilvl w:val="0"/>
-          <w:numId w:val="11"/>
-        </w:numPr>
-      </w:pPr>
-      <w:r>
-        <w:rPr>
-          <w:b/>
-          <w:bCs/>
-        </w:rPr>
-        <w:t>Thursday/ Friday -</w:t>
-      </w:r>
-      <w:r>
-        <w:t xml:space="preserve"> Working on a presentation pan.</w:t>
-      </w:r>
-    </w:p>
+    <w:tbl>
+      <w:tblPr>
+        <w:tblStyle w:val="TableGrid"/>
+        <w:tblW w:w="9980" w:type="dxa"/>
+        <w:tblLayout w:type="fixed"/>
+        <w:tblLook w:val="04A0" w:firstRow="1" w:lastRow="0" w:firstColumn="1" w:lastColumn="0" w:noHBand="0" w:noVBand="1"/>
+      </w:tblPr>
+      <w:tblGrid>
+        <w:gridCol w:w="1580"/>
+        <w:gridCol w:w="5642"/>
+        <w:gridCol w:w="2758"/>
+      </w:tblGrid>
+      <w:tr>
+        <w:trPr>
+          <w:cantSplit/>
+          <w:tblHeader/>
+        </w:trPr>
+        <w:tc>
+          <w:tcPr>
+            <w:tcW w:w="1580" w:type="dxa"/>
+            <w:shd w:val="clear" w:color="auto" w:fill="E6E6E6"/>
+          </w:tcPr>
+          <w:p>
+            <w:pPr>
+              <w:spacing w:before="40" w:after="40"/>
+              <w:rPr>
+                <w:b/>
+                <w:sz w:val="20"/>
+              </w:rPr>
+            </w:pPr>
+            <w:r>
+              <w:rPr>
+                <w:b/>
+                <w:sz w:val="20"/>
+              </w:rPr>
+              <w:t>Day</w:t>
+            </w:r>
+          </w:p>
+        </w:tc>
+        <w:tc>
+          <w:tcPr>
+            <w:tcW w:w="5642" w:type="dxa"/>
+            <w:shd w:val="clear" w:color="auto" w:fill="E6E6E6"/>
+          </w:tcPr>
+          <w:p>
+            <w:pPr>
+              <w:spacing w:before="40" w:after="40"/>
+              <w:rPr>
+                <w:b/>
+                <w:sz w:val="20"/>
+              </w:rPr>
+            </w:pPr>
+            <w:r>
+              <w:rPr>
+                <w:b/>
+                <w:sz w:val="20"/>
+              </w:rPr>
+              <w:t>Task</w:t>
+            </w:r>
+          </w:p>
+        </w:tc>
+        <w:tc>
+          <w:tcPr>
+            <w:tcW w:w="2758" w:type="dxa"/>
+            <w:shd w:val="clear" w:color="auto" w:fill="E6E6E6"/>
+          </w:tcPr>
+          <w:p>
+            <w:pPr>
+              <w:spacing w:before="40" w:after="40"/>
+              <w:rPr>
+                <w:b/>
+                <w:sz w:val="20"/>
+              </w:rPr>
+            </w:pPr>
+            <w:r>
+              <w:rPr>
+                <w:b/>
+                <w:sz w:val="20"/>
+              </w:rPr>
+              <w:t>Owner</w:t>
+            </w:r>
+          </w:p>
+        </w:tc>
+      </w:tr>
+      <w:tr>
+        <w:trPr>
+          <w:cantSplit/>
+        </w:trPr>
+        <w:tc>
+          <w:tcPr>
+            <w:tcW w:w="1580" w:type="dxa"/>
+          </w:tcPr>
+          <w:p>
+            <w:pPr>
+              <w:spacing w:before="40" w:after="40"/>
+              <w:rPr>
+                <w:sz w:val="20"/>
+              </w:rPr>
+            </w:pPr>
+            <w:r>
+              <w:rPr>
+                <w:sz w:val="20"/>
+              </w:rPr>
+              <w:t>Fri 23 Oct</w:t>
+            </w:r>
+          </w:p>
+        </w:tc>
+        <w:tc>
+          <w:tcPr>
+            <w:tcW w:w="5642" w:type="dxa"/>
+          </w:tcPr>
+          <w:p>
+            <w:pPr>
+              <w:spacing w:before="40" w:after="40"/>
+              <w:rPr>
+                <w:sz w:val="20"/>
+              </w:rPr>
+            </w:pPr>
+            <w:r>
+              <w:rPr>
+                <w:sz w:val="20"/>
+              </w:rPr>
+              <w:t>Record the 3-5 minute walkthrough; submit Group3_Week4.pdf by 12:00</w:t>
+            </w:r>
+          </w:p>
+        </w:tc>
+        <w:tc>
+          <w:tcPr>
+            <w:tcW w:w="2758" w:type="dxa"/>
+          </w:tcPr>
+          <w:p>
+            <w:pPr>
+              <w:spacing w:before="40" w:after="40"/>
+              <w:rPr>
+                <w:sz w:val="20"/>
+              </w:rPr>
+            </w:pPr>
+            <w:r>
+              <w:rPr>
+                <w:sz w:val="20"/>
+              </w:rPr>
+              <w:t>Gedion Basson</w:t>
+            </w:r>
+          </w:p>
+        </w:tc>
+      </w:tr>
+      <w:tr>
+        <w:trPr>
+          <w:cantSplit/>
+        </w:trPr>
+        <w:tc>
+          <w:tcPr>
+            <w:tcW w:w="1580" w:type="dxa"/>
+          </w:tcPr>
+          <w:p>
+            <w:pPr>
+              <w:spacing w:before="40" w:after="40"/>
+              <w:rPr>
+                <w:sz w:val="20"/>
+              </w:rPr>
+            </w:pPr>
+            <w:r>
+              <w:rPr>
+                <w:sz w:val="20"/>
+              </w:rPr>
+              <w:t>Sat 24 - Sun 25 Oct</w:t>
+            </w:r>
+          </w:p>
+        </w:tc>
+        <w:tc>
+          <w:tcPr>
+            <w:tcW w:w="5642" w:type="dxa"/>
+          </w:tcPr>
+          <w:p>
+            <w:pPr>
+              <w:spacing w:before="40" w:after="40"/>
+              <w:rPr>
+                <w:sz w:val="20"/>
+              </w:rPr>
+            </w:pPr>
+            <w:r>
+              <w:rPr>
+                <w:sz w:val="20"/>
+              </w:rPr>
+              <w:t>Fix the session cookie defect (I02) and the expired-link defect (I03); add and run test cases</w:t>
+            </w:r>
+          </w:p>
+        </w:tc>
+        <w:tc>
+          <w:tcPr>
+            <w:tcW w:w="2758" w:type="dxa"/>
+          </w:tcPr>
+          <w:p>
+            <w:pPr>
+              <w:spacing w:before="40" w:after="40"/>
+              <w:rPr>
+                <w:sz w:val="20"/>
+              </w:rPr>
+            </w:pPr>
+            <w:r>
+              <w:rPr>
+                <w:sz w:val="20"/>
+              </w:rPr>
+              <w:t>Gedion Basson, Moegammad Green</w:t>
+            </w:r>
+          </w:p>
+        </w:tc>
+      </w:tr>
+      <w:tr>
+        <w:trPr>
+          <w:cantSplit/>
+        </w:trPr>
+        <w:tc>
+          <w:tcPr>
+            <w:tcW w:w="1580" w:type="dxa"/>
+          </w:tcPr>
+          <w:p>
+            <w:pPr>
+              <w:spacing w:before="40" w:after="40"/>
+              <w:rPr>
+                <w:sz w:val="20"/>
+              </w:rPr>
+            </w:pPr>
+            <w:r>
+              <w:rPr>
+                <w:sz w:val="20"/>
+              </w:rPr>
+              <w:t>Sat 24 - Mon 26 Oct</w:t>
+            </w:r>
+          </w:p>
+        </w:tc>
+        <w:tc>
+          <w:tcPr>
+            <w:tcW w:w="5642" w:type="dxa"/>
+          </w:tcPr>
+          <w:p>
+            <w:pPr>
+              <w:spacing w:before="40" w:after="40"/>
+              <w:rPr>
+                <w:sz w:val="20"/>
+              </w:rPr>
+            </w:pPr>
+            <w:r>
+              <w:rPr>
+                <w:sz w:val="20"/>
+              </w:rPr>
+              <w:t>Execute all test cases with actual results; complete the Defect Log and the Traceability Matrix</w:t>
+            </w:r>
+          </w:p>
+        </w:tc>
+        <w:tc>
+          <w:tcPr>
+            <w:tcW w:w="2758" w:type="dxa"/>
+          </w:tcPr>
+          <w:p>
+            <w:pPr>
+              <w:spacing w:before="40" w:after="40"/>
+              <w:rPr>
+                <w:sz w:val="20"/>
+              </w:rPr>
+            </w:pPr>
+            <w:r>
+              <w:rPr>
+                <w:sz w:val="20"/>
+              </w:rPr>
+              <w:t>Dylan Shepard, Sihle Kayise</w:t>
+            </w:r>
+          </w:p>
+        </w:tc>
+      </w:tr>
+      <w:tr>
+        <w:trPr>
+          <w:cantSplit/>
+        </w:trPr>
+        <w:tc>
+          <w:tcPr>
+            <w:tcW w:w="1580" w:type="dxa"/>
+          </w:tcPr>
+          <w:p>
+            <w:pPr>
+              <w:spacing w:before="40" w:after="40"/>
+              <w:rPr>
+                <w:sz w:val="20"/>
+              </w:rPr>
+            </w:pPr>
+            <w:r>
+              <w:rPr>
+                <w:sz w:val="20"/>
+              </w:rPr>
+              <w:t>Mon 26 Oct</w:t>
+            </w:r>
+          </w:p>
+        </w:tc>
+        <w:tc>
+          <w:tcPr>
+            <w:tcW w:w="5642" w:type="dxa"/>
+          </w:tcPr>
+          <w:p>
+            <w:pPr>
+              <w:spacing w:before="40" w:after="40"/>
+              <w:rPr>
+                <w:sz w:val="20"/>
+              </w:rPr>
+            </w:pPr>
+            <w:r>
+              <w:rPr>
+                <w:sz w:val="20"/>
+              </w:rPr>
+              <w:t>Complete the two Chapter 2 references; upgrade Next.js and rerun tests</w:t>
+            </w:r>
+          </w:p>
+        </w:tc>
+        <w:tc>
+          <w:tcPr>
+            <w:tcW w:w="2758" w:type="dxa"/>
+          </w:tcPr>
+          <w:p>
+            <w:pPr>
+              <w:spacing w:before="40" w:after="40"/>
+              <w:rPr>
+                <w:sz w:val="20"/>
+              </w:rPr>
+            </w:pPr>
+            <w:r>
+              <w:rPr>
+                <w:sz w:val="20"/>
+              </w:rPr>
+              <w:t>Dylan Shepard, Moegammad Green</w:t>
+            </w:r>
+          </w:p>
+        </w:tc>
+      </w:tr>
+      <w:tr>
+        <w:trPr>
+          <w:cantSplit/>
+        </w:trPr>
+        <w:tc>
+          <w:tcPr>
+            <w:tcW w:w="1580" w:type="dxa"/>
+          </w:tcPr>
+          <w:p>
+            <w:pPr>
+              <w:spacing w:before="40" w:after="40"/>
+              <w:rPr>
+                <w:sz w:val="20"/>
+              </w:rPr>
+            </w:pPr>
+            <w:r>
+              <w:rPr>
+                <w:sz w:val="20"/>
+              </w:rPr>
+              <w:t>Mon 26 - Tue 27 Oct</w:t>
+            </w:r>
+          </w:p>
+        </w:tc>
+        <w:tc>
+          <w:tcPr>
+            <w:tcW w:w="5642" w:type="dxa"/>
+          </w:tcPr>
+          <w:p>
+            <w:pPr>
+              <w:spacing w:before="40" w:after="40"/>
+              <w:rPr>
+                <w:sz w:val="20"/>
+              </w:rPr>
+            </w:pPr>
+            <w:r>
+              <w:rPr>
+                <w:sz w:val="20"/>
+              </w:rPr>
+              <w:t>Finalise Chapter 5 with results and evaluation; write Chapter 6</w:t>
+            </w:r>
+          </w:p>
+        </w:tc>
+        <w:tc>
+          <w:tcPr>
+            <w:tcW w:w="2758" w:type="dxa"/>
+          </w:tcPr>
+          <w:p>
+            <w:pPr>
+              <w:spacing w:before="40" w:after="40"/>
+              <w:rPr>
+                <w:sz w:val="20"/>
+              </w:rPr>
+            </w:pPr>
+            <w:r>
+              <w:rPr>
+                <w:sz w:val="20"/>
+              </w:rPr>
+              <w:t>Sihle Kayise, Gedion Basson</w:t>
+            </w:r>
+          </w:p>
+        </w:tc>
+      </w:tr>
+      <w:tr>
+        <w:trPr>
+          <w:cantSplit/>
+        </w:trPr>
+        <w:tc>
+          <w:tcPr>
+            <w:tcW w:w="1580" w:type="dxa"/>
+          </w:tcPr>
+          <w:p>
+            <w:pPr>
+              <w:spacing w:before="40" w:after="40"/>
+              <w:rPr>
+                <w:sz w:val="20"/>
+              </w:rPr>
+            </w:pPr>
+            <w:r>
+              <w:rPr>
+                <w:sz w:val="20"/>
+              </w:rPr>
+              <w:t>Tue 27 - Wed 28 Oct</w:t>
+            </w:r>
+          </w:p>
+        </w:tc>
+        <w:tc>
+          <w:tcPr>
+            <w:tcW w:w="5642" w:type="dxa"/>
+          </w:tcPr>
+          <w:p>
+            <w:pPr>
+              <w:spacing w:before="40" w:after="40"/>
+              <w:rPr>
+                <w:sz w:val="20"/>
+              </w:rPr>
+            </w:pPr>
+            <w:r>
+              <w:rPr>
+                <w:sz w:val="20"/>
+              </w:rPr>
+              <w:t>Compile the final dissertation (front matter, abstract, contents, references, appendices); Turnitin check</w:t>
+            </w:r>
+          </w:p>
+        </w:tc>
+        <w:tc>
+          <w:tcPr>
+            <w:tcW w:w="2758" w:type="dxa"/>
+          </w:tcPr>
+          <w:p>
+            <w:pPr>
+              <w:spacing w:before="40" w:after="40"/>
+              <w:rPr>
+                <w:sz w:val="20"/>
+              </w:rPr>
+            </w:pPr>
+            <w:r>
+              <w:rPr>
+                <w:sz w:val="20"/>
+              </w:rPr>
+              <w:t>Gedion Basson, Dylan Shepard</w:t>
+            </w:r>
+          </w:p>
+        </w:tc>
+      </w:tr>
+      <w:tr>
+        <w:trPr>
+          <w:cantSplit/>
+        </w:trPr>
+        <w:tc>
+          <w:tcPr>
+            <w:tcW w:w="1580" w:type="dxa"/>
+          </w:tcPr>
+          <w:p>
+            <w:pPr>
+              <w:spacing w:before="40" w:after="40"/>
+              <w:rPr>
+                <w:sz w:val="20"/>
+              </w:rPr>
+            </w:pPr>
+            <w:r>
+              <w:rPr>
+                <w:sz w:val="20"/>
+              </w:rPr>
+              <w:t>Tue 27 - Wed 28 Oct</w:t>
+            </w:r>
+          </w:p>
+        </w:tc>
+        <w:tc>
+          <w:tcPr>
+            <w:tcW w:w="5642" w:type="dxa"/>
+          </w:tcPr>
+          <w:p>
+            <w:pPr>
+              <w:spacing w:before="40" w:after="40"/>
+              <w:rPr>
+                <w:sz w:val="20"/>
+              </w:rPr>
+            </w:pPr>
+            <w:r>
+              <w:rPr>
+                <w:sz w:val="20"/>
+              </w:rPr>
+              <w:t>Slides, demo script and backup plan; Individual Contribution Forms</w:t>
+            </w:r>
+          </w:p>
+        </w:tc>
+        <w:tc>
+          <w:tcPr>
+            <w:tcW w:w="2758" w:type="dxa"/>
+          </w:tcPr>
+          <w:p>
+            <w:pPr>
+              <w:spacing w:before="40" w:after="40"/>
+              <w:rPr>
+                <w:sz w:val="20"/>
+              </w:rPr>
+            </w:pPr>
+            <w:r>
+              <w:rPr>
+                <w:sz w:val="20"/>
+              </w:rPr>
+              <w:t>All members</w:t>
+            </w:r>
+          </w:p>
+        </w:tc>
+      </w:tr>
+      <w:tr>
+        <w:trPr>
+          <w:cantSplit/>
+        </w:trPr>
+        <w:tc>
+          <w:tcPr>
+            <w:tcW w:w="1580" w:type="dxa"/>
+          </w:tcPr>
+          <w:p>
+            <w:pPr>
+              <w:spacing w:before="40" w:after="40"/>
+              <w:rPr>
+                <w:sz w:val="20"/>
+              </w:rPr>
+            </w:pPr>
+            <w:r>
+              <w:rPr>
+                <w:sz w:val="20"/>
+              </w:rPr>
+              <w:t>Thu 29 Oct</w:t>
+            </w:r>
+          </w:p>
+        </w:tc>
+        <w:tc>
+          <w:tcPr>
+            <w:tcW w:w="5642" w:type="dxa"/>
+          </w:tcPr>
+          <w:p>
+            <w:pPr>
+              <w:spacing w:before="40" w:after="40"/>
+              <w:rPr>
+                <w:sz w:val="20"/>
+              </w:rPr>
+            </w:pPr>
+            <w:r>
+              <w:rPr>
+                <w:sz w:val="20"/>
+              </w:rPr>
+              <w:t>Final submission; presentation and live demonstration in business attire</w:t>
+            </w:r>
+          </w:p>
+        </w:tc>
+        <w:tc>
+          <w:tcPr>
+            <w:tcW w:w="2758" w:type="dxa"/>
+          </w:tcPr>
+          <w:p>
+            <w:pPr>
+              <w:spacing w:before="40" w:after="40"/>
+              <w:rPr>
+                <w:sz w:val="20"/>
+              </w:rPr>
+            </w:pPr>
+            <w:r>
+              <w:rPr>
+                <w:sz w:val="20"/>
+              </w:rPr>
+              <w:t>All members</w:t>
+            </w:r>
+          </w:p>
+        </w:tc>
+      </w:tr>
+    </w:tbl>
+    <w:p/>
     <w:p>
       <w:pPr>
         <w:pStyle w:val="Heading1"/>
@@ -588,11 +1533,6 @@
       </w:r>
     </w:p>
     <w:p>
-      <w:r>
-        <w:t>________________________________________________________________________________</w:t>
-      </w:r>
-    </w:p>
-    <w:p>
       <w:pPr>
         <w:pStyle w:val="Heading1"/>
       </w:pPr>
@@ -602,22 +1542,12 @@
     </w:p>
     <w:p>
       <w:r>
-        <w:t>Group Representative: ______  Supervisor: ______  Date: ______</w:t>
-      </w:r>
-    </w:p>
-    <w:p>
-      <w:r>
-        <w:t>________________________________________________________________________________</w:t>
-      </w:r>
-    </w:p>
-    <w:p>
-      <w:r>
-        <w:t>________________________________________________________________________________</w:t>
+        <w:t>Group Representative: Gedion Basson ______    Supervisor: ______    Date: ______</w:t>
       </w:r>
     </w:p>
     <w:sectPr>
-      <w:headerReference w:type="default" r:id="rId11"/>
-      <w:footerReference w:type="default" r:id="rId12"/>
+      <w:headerReference w:type="default" r:id="rId8"/>
+      <w:footerReference w:type="default" r:id="rId9"/>
       <w:pgSz w:w="12240" w:h="15840"/>
       <w:pgMar w:top="964" w:right="1134" w:bottom="964" w:left="1134" w:header="720" w:footer="720" w:gutter="0"/>
       <w:cols w:space="720"/>
@@ -877,6 +1807,23 @@
     </w:lvl>
   </w:abstractNum>
   <w:abstractNum w:abstractNumId="9" w15:restartNumberingAfterBreak="0">
+    <w:nsid w:val="288238BA"/>
+    <w:multiLevelType w:val="singleLevel"/>
+    <w:tmpl w:val="04090001"/>
+    <w:lvl w:ilvl="0">
+      <w:start w:val="1"/>
+      <w:numFmt w:val="bullet"/>
+      <w:lvlText w:val=""/>
+      <w:lvlJc w:val="left"/>
+      <w:pPr>
+        <w:ind w:left="720" w:hanging="360"/>
+      </w:pPr>
+      <w:rPr>
+        <w:rFonts w:ascii="Symbol" w:hAnsi="Symbol" w:hint="default"/>
+      </w:rPr>
+    </w:lvl>
+  </w:abstractNum>
+  <w:abstractNum w:abstractNumId="10" w15:restartNumberingAfterBreak="0">
     <w:nsid w:val="2FCA1DC4"/>
     <w:multiLevelType w:val="hybridMultilevel"/>
     <w:tmpl w:val="3124A4FA"/>
@@ -989,7 +1936,7 @@
       </w:rPr>
     </w:lvl>
   </w:abstractNum>
-  <w:abstractNum w:abstractNumId="10" w15:restartNumberingAfterBreak="0">
+  <w:abstractNum w:abstractNumId="11" w15:restartNumberingAfterBreak="0">
     <w:nsid w:val="30FC6878"/>
     <w:multiLevelType w:val="hybridMultilevel"/>
     <w:tmpl w:val="36409B46"/>
@@ -1099,6 +2046,23 @@
       </w:pPr>
       <w:rPr>
         <w:rFonts w:ascii="Wingdings" w:hAnsi="Wingdings" w:hint="default"/>
+      </w:rPr>
+    </w:lvl>
+  </w:abstractNum>
+  <w:abstractNum w:abstractNumId="12" w15:restartNumberingAfterBreak="0">
+    <w:nsid w:val="343F1C4C"/>
+    <w:multiLevelType w:val="singleLevel"/>
+    <w:tmpl w:val="04090001"/>
+    <w:lvl w:ilvl="0">
+      <w:start w:val="1"/>
+      <w:numFmt w:val="bullet"/>
+      <w:lvlText w:val=""/>
+      <w:lvlJc w:val="left"/>
+      <w:pPr>
+        <w:ind w:left="720" w:hanging="360"/>
+      </w:pPr>
+      <w:rPr>
+        <w:rFonts w:ascii="Symbol" w:hAnsi="Symbol" w:hint="default"/>
       </w:rPr>
     </w:lvl>
   </w:abstractNum>
@@ -1130,10 +2094,16 @@
     <w:abstractNumId w:val="0"/>
   </w:num>
   <w:num w:numId="10" w16cid:durableId="772749790">
+    <w:abstractNumId w:val="10"/>
+  </w:num>
+  <w:num w:numId="11" w16cid:durableId="1364986217">
+    <w:abstractNumId w:val="11"/>
+  </w:num>
+  <w:num w:numId="12" w16cid:durableId="1236282641">
     <w:abstractNumId w:val="9"/>
   </w:num>
-  <w:num w:numId="11" w16cid:durableId="1364986217">
-    <w:abstractNumId w:val="10"/>
+  <w:num w:numId="13" w16cid:durableId="1574897338">
+    <w:abstractNumId w:val="12"/>
   </w:num>
 </w:numbering>
 </file>
@@ -1744,7 +2714,6 @@
   <w:style w:type="character" w:default="1" w:styleId="DefaultParagraphFont">
     <w:name w:val="Default Paragraph Font"/>
     <w:uiPriority w:val="1"/>
-    <w:semiHidden/>
     <w:unhideWhenUsed/>
   </w:style>
   <w:style w:type="table" w:default="1" w:styleId="TableNormal">
@@ -2315,7 +3284,6 @@
     <w:basedOn w:val="Normal"/>
     <w:next w:val="Normal"/>
     <w:uiPriority w:val="35"/>
-    <w:semiHidden/>
     <w:unhideWhenUsed/>
     <w:qFormat/>
     <w:rsid w:val="00FC693F"/>

--- a/09_Project_Management_Evidence/Weekly_Progress_Report.docx
+++ b/09_Project_Management_Evidence/Weekly_Progress_Report.docx
@@ -4,48 +4,41 @@
   <w:body>
     <w:p>
       <w:pPr>
-        <w:ind w:left="720"/>
-        <w:rPr>
-          <w:b/>
-          <w:sz w:val="40"/>
-        </w:rPr>
+        <w:pStyle w:val="Heading1"/>
       </w:pPr>
       <w:r>
-        <w:rPr>
-          <w:b/>
-        </w:rPr>
-        <w:br/>
-      </w:r>
-      <w:r>
-        <w:rPr>
-          <w:b/>
-          <w:sz w:val="40"/>
-        </w:rPr>
         <w:t>WEEKLY PROJECT PROGRESS REPORT</w:t>
       </w:r>
     </w:p>
     <w:p>
       <w:pPr>
-        <w:pStyle w:val="Heading1"/>
+        <w:pStyle w:val="Heading2"/>
       </w:pPr>
       <w:r>
         <w:t>Week / Date</w:t>
       </w:r>
     </w:p>
     <w:p>
+      <w:pPr>
+        <w:keepLines/>
+      </w:pPr>
       <w:r>
         <w:t>Week 4 (Sprint 3): 19 to 23 October 2026. Group 3, TrackWIL. Report prepared for the Week 4 review on Friday 23 October 2026.</w:t>
       </w:r>
     </w:p>
     <w:p>
       <w:pPr>
-        <w:pStyle w:val="Heading1"/>
+        <w:pStyle w:val="Heading2"/>
       </w:pPr>
       <w:r>
         <w:t>Planned Work</w:t>
       </w:r>
     </w:p>
     <w:p>
+      <w:pPr>
+        <w:keepNext/>
+        <w:keepLines/>
+      </w:pPr>
       <w:r>
         <w:t>The plan from the Week 3 report was:</w:t>
       </w:r>
@@ -53,9 +46,10 @@
     <w:p>
       <w:pPr>
         <w:pStyle w:val="ListParagraph"/>
+        <w:keepLines/>
         <w:numPr>
           <w:ilvl w:val="0"/>
-          <w:numId w:val="12"/>
+          <w:numId w:val="14"/>
         </w:numPr>
         <w:ind w:left="1080"/>
       </w:pPr>
@@ -66,9 +60,10 @@
     <w:p>
       <w:pPr>
         <w:pStyle w:val="ListParagraph"/>
+        <w:keepLines/>
         <w:numPr>
           <w:ilvl w:val="0"/>
-          <w:numId w:val="12"/>
+          <w:numId w:val="14"/>
         </w:numPr>
         <w:ind w:left="1080"/>
       </w:pPr>
@@ -79,9 +74,10 @@
     <w:p>
       <w:pPr>
         <w:pStyle w:val="ListParagraph"/>
+        <w:keepLines/>
         <w:numPr>
           <w:ilvl w:val="0"/>
-          <w:numId w:val="12"/>
+          <w:numId w:val="14"/>
         </w:numPr>
         <w:ind w:left="1080"/>
       </w:pPr>
@@ -92,9 +88,10 @@
     <w:p>
       <w:pPr>
         <w:pStyle w:val="ListParagraph"/>
+        <w:keepLines/>
         <w:numPr>
           <w:ilvl w:val="0"/>
-          <w:numId w:val="12"/>
+          <w:numId w:val="14"/>
         </w:numPr>
         <w:ind w:left="1080"/>
       </w:pPr>
@@ -105,9 +102,10 @@
     <w:p>
       <w:pPr>
         <w:pStyle w:val="ListParagraph"/>
+        <w:keepLines/>
         <w:numPr>
           <w:ilvl w:val="0"/>
-          <w:numId w:val="12"/>
+          <w:numId w:val="14"/>
         </w:numPr>
         <w:ind w:left="1080"/>
       </w:pPr>
@@ -118,9 +116,10 @@
     <w:p>
       <w:pPr>
         <w:pStyle w:val="ListParagraph"/>
+        <w:keepLines/>
         <w:numPr>
           <w:ilvl w:val="0"/>
-          <w:numId w:val="12"/>
+          <w:numId w:val="14"/>
         </w:numPr>
         <w:ind w:left="1080"/>
       </w:pPr>
@@ -130,10 +129,9 @@
     </w:p>
     <w:p>
       <w:pPr>
-        <w:pStyle w:val="Heading1"/>
+        <w:pStyle w:val="Heading2"/>
       </w:pPr>
       <w:r>
-        <w:lastRenderedPageBreak/>
         <w:t>Completed Work</w:t>
       </w:r>
     </w:p>
@@ -141,6 +139,7 @@
       <w:pPr>
         <w:pStyle w:val="Caption"/>
         <w:keepNext/>
+        <w:keepLines/>
         <w:rPr>
           <w:b w:val="0"/>
         </w:rPr>
@@ -724,10 +723,14 @@
     </w:tbl>
     <w:p/>
     <w:p>
+      <w:pPr>
+        <w:keepLines/>
+      </w:pPr>
       <w:r>
         <w:rPr>
           <w:b/>
         </w:rPr>
+        <w:lastRenderedPageBreak/>
         <w:t>Not yet completed (carried forward):</w:t>
       </w:r>
       <w:r>
@@ -736,7 +739,7 @@
     </w:p>
     <w:p>
       <w:pPr>
-        <w:pStyle w:val="Heading1"/>
+        <w:pStyle w:val="Heading2"/>
       </w:pPr>
       <w:r>
         <w:t>Challenges / Issues</w:t>
@@ -745,9 +748,10 @@
     <w:p>
       <w:pPr>
         <w:pStyle w:val="ListParagraph"/>
+        <w:keepLines/>
         <w:numPr>
           <w:ilvl w:val="0"/>
-          <w:numId w:val="13"/>
+          <w:numId w:val="15"/>
         </w:numPr>
         <w:ind w:left="1080"/>
       </w:pPr>
@@ -764,9 +768,10 @@
     <w:p>
       <w:pPr>
         <w:pStyle w:val="ListParagraph"/>
+        <w:keepLines/>
         <w:numPr>
           <w:ilvl w:val="0"/>
-          <w:numId w:val="13"/>
+          <w:numId w:val="15"/>
         </w:numPr>
         <w:ind w:left="1080"/>
       </w:pPr>
@@ -783,9 +788,10 @@
     <w:p>
       <w:pPr>
         <w:pStyle w:val="ListParagraph"/>
+        <w:keepLines/>
         <w:numPr>
           <w:ilvl w:val="0"/>
-          <w:numId w:val="13"/>
+          <w:numId w:val="15"/>
         </w:numPr>
         <w:ind w:left="1080"/>
       </w:pPr>
@@ -802,9 +808,10 @@
     <w:p>
       <w:pPr>
         <w:pStyle w:val="ListParagraph"/>
+        <w:keepLines/>
         <w:numPr>
           <w:ilvl w:val="0"/>
-          <w:numId w:val="13"/>
+          <w:numId w:val="15"/>
         </w:numPr>
         <w:ind w:left="1080"/>
       </w:pPr>
@@ -821,9 +828,10 @@
     <w:p>
       <w:pPr>
         <w:pStyle w:val="ListParagraph"/>
+        <w:keepLines/>
         <w:numPr>
           <w:ilvl w:val="0"/>
-          <w:numId w:val="13"/>
+          <w:numId w:val="15"/>
         </w:numPr>
         <w:ind w:left="1080"/>
       </w:pPr>
@@ -840,9 +848,10 @@
     <w:p>
       <w:pPr>
         <w:pStyle w:val="ListParagraph"/>
+        <w:keepLines/>
         <w:numPr>
           <w:ilvl w:val="0"/>
-          <w:numId w:val="13"/>
+          <w:numId w:val="15"/>
         </w:numPr>
         <w:ind w:left="1080"/>
       </w:pPr>
@@ -850,7 +859,6 @@
         <w:rPr>
           <w:b/>
         </w:rPr>
-        <w:lastRenderedPageBreak/>
         <w:t>Time pressure and uneven commits.</w:t>
       </w:r>
       <w:r>
@@ -859,13 +867,16 @@
     </w:p>
     <w:p>
       <w:pPr>
-        <w:pStyle w:val="Heading1"/>
+        <w:pStyle w:val="Heading2"/>
       </w:pPr>
       <w:r>
         <w:t>Next Week Plan</w:t>
       </w:r>
     </w:p>
     <w:p>
+      <w:pPr>
+        <w:keepLines/>
+      </w:pPr>
       <w:r>
         <w:t>Week 5 (Sprint 4, final): 24 to 29 October 2026.</w:t>
       </w:r>
@@ -874,6 +885,7 @@
       <w:pPr>
         <w:pStyle w:val="Caption"/>
         <w:keepNext/>
+        <w:keepLines/>
         <w:rPr>
           <w:b w:val="0"/>
         </w:rPr>
@@ -1506,48 +1518,68 @@
     <w:p/>
     <w:p>
       <w:pPr>
-        <w:pStyle w:val="Heading1"/>
+        <w:pStyle w:val="Heading2"/>
       </w:pPr>
       <w:r>
         <w:t>Supervisor Feedback</w:t>
       </w:r>
     </w:p>
     <w:p>
+      <w:pPr>
+        <w:keepLines/>
+      </w:pPr>
       <w:r>
         <w:t>Comments, corrections and go-ahead.</w:t>
       </w:r>
     </w:p>
     <w:p>
+      <w:pPr>
+        <w:keepLines/>
+      </w:pPr>
       <w:r>
+        <w:lastRenderedPageBreak/>
         <w:t>________________________________________________________________________________</w:t>
       </w:r>
     </w:p>
     <w:p>
-      <w:r>
-        <w:t>________________________________________________________________________________</w:t>
-      </w:r>
-    </w:p>
-    <w:p>
+      <w:pPr>
+        <w:keepLines/>
+      </w:pPr>
       <w:r>
         <w:t>________________________________________________________________________________</w:t>
       </w:r>
     </w:p>
     <w:p>
       <w:pPr>
-        <w:pStyle w:val="Heading1"/>
+        <w:keepLines/>
+      </w:pPr>
+      <w:r>
+        <w:t>________________________________________________________________________________</w:t>
+      </w:r>
+    </w:p>
+    <w:p>
+      <w:pPr>
+        <w:pStyle w:val="Heading2"/>
       </w:pPr>
       <w:r>
         <w:t>Sign-off</w:t>
       </w:r>
     </w:p>
     <w:p>
+      <w:pPr>
+        <w:keepLines/>
+      </w:pPr>
       <w:r>
         <w:t>Group Representative: Gedion Basson ______    Supervisor: ______    Date: ______</w:t>
       </w:r>
     </w:p>
     <w:sectPr>
-      <w:headerReference w:type="default" r:id="rId8"/>
-      <w:footerReference w:type="default" r:id="rId9"/>
+      <w:headerReference w:type="even" r:id="rId8"/>
+      <w:headerReference w:type="default" r:id="rId9"/>
+      <w:footerReference w:type="even" r:id="rId10"/>
+      <w:footerReference w:type="default" r:id="rId11"/>
+      <w:headerReference w:type="first" r:id="rId12"/>
+      <w:footerReference w:type="first" r:id="rId13"/>
       <w:pgSz w:w="12240" w:h="15840"/>
       <w:pgMar w:top="964" w:right="1134" w:bottom="964" w:left="1134" w:header="720" w:footer="720" w:gutter="0"/>
       <w:cols w:space="720"/>
@@ -1588,12 +1620,26 @@
     <w:pPr>
       <w:pStyle w:val="Footer"/>
     </w:pPr>
-    <w:r>
-      <w:rPr>
-        <w:sz w:val="16"/>
-      </w:rPr>
-      <w:t>CTU Training Solutions (PTY) Ltd is fully accredited by the MICT SETA (ACC/2006/07/186) through the Quality Council for Trades and Occupations (QCTO). CTU Training Solutions is registered with the Department of Higher Education and Training as a Private College (2018/FE07/004) and provisionally registered as a private higher education institution (No 2014/HE07/004) Co. Reg No:2005/038944/07</w:t>
-    </w:r>
+  </w:p>
+</w:ftr>
+</file>
+
+<file path=word/footer2.xml><?xml version="1.0" encoding="utf-8"?>
+<w:ftr xmlns:wpc="http://schemas.microsoft.com/office/word/2010/wordprocessingCanvas" xmlns:cx="http://schemas.microsoft.com/office/drawing/2014/chartex" xmlns:cx1="http://schemas.microsoft.com/office/drawing/2015/9/8/chartex" xmlns:cx2="http://schemas.microsoft.com/office/drawing/2015/10/21/chartex" xmlns:cx3="http://schemas.microsoft.com/office/drawing/2016/5/9/chartex" xmlns:cx4="http://schemas.microsoft.com/office/drawing/2016/5/10/chartex" xmlns:cx5="http://schemas.microsoft.com/office/drawing/2016/5/11/chartex" xmlns:cx6="http://schemas.microsoft.com/office/drawing/2016/5/12/chartex" xmlns:cx7="http://schemas.microsoft.com/office/drawing/2016/5/13/chartex" xmlns:cx8="http://schemas.microsoft.com/office/drawing/2016/5/14/chartex" xmlns:mc="http://schemas.openxmlformats.org/markup-compatibility/2006" xmlns:aink="http://schemas.microsoft.com/office/drawing/2016/ink" xmlns:am3d="http://schemas.microsoft.com/office/drawing/2017/model3d" xmlns:o="urn:schemas-microsoft-com:office:office" xmlns:oel="http://schemas.microsoft.com/office/2019/extlst" xmlns:r="http://schemas.openxmlformats.org/officeDocument/2006/relationships" xmlns:m="http://schemas.openxmlformats.org/officeDocument/2006/math" xmlns:v="urn:schemas-microsoft-com:vml" xmlns:wp14="http://schemas.microsoft.com/office/word/2010/wordprocessingDrawing" xmlns:wp="http://schemas.openxmlformats.org/drawingml/2006/wordprocessingDrawing" xmlns:w10="urn:schemas-microsoft-com:office:word" xmlns:w="http://schemas.openxmlformats.org/wordprocessingml/2006/main" xmlns:w14="http://schemas.microsoft.com/office/word/2010/wordml" xmlns:w15="http://schemas.microsoft.com/office/word/2012/wordml" xmlns:w16cex="http://schemas.microsoft.com/office/word/2018/wordml/cex" xmlns:w16cid="http://schemas.microsoft.com/office/word/2016/wordml/cid" xmlns:w16="http://schemas.microsoft.com/office/word/2018/wordml" xmlns:w16du="http://schemas.microsoft.com/office/word/2023/wordml/word16du" xmlns:w16sdtdh="http://schemas.microsoft.com/office/word/2020/wordml/sdtdatahash" xmlns:w16sdtfl="http://schemas.microsoft.com/office/word/2024/wordml/sdtformatlock" xmlns:w16se="http://schemas.microsoft.com/office/word/2015/wordml/symex" xmlns:wpg="http://schemas.microsoft.com/office/word/2010/wordprocessingGroup" xmlns:wpi="http://schemas.microsoft.com/office/word/2010/wordprocessingInk" xmlns:wne="http://schemas.microsoft.com/office/word/2006/wordml" xmlns:wps="http://schemas.microsoft.com/office/word/2010/wordprocessingShape" mc:Ignorable="w14 w15 w16se w16cid w16 w16cex w16sdtdh w16sdtfl w16du wp14">
+  <w:p>
+    <w:pPr>
+      <w:pStyle w:val="Footer"/>
+    </w:pPr>
+  </w:p>
+</w:ftr>
+</file>
+
+<file path=word/footer3.xml><?xml version="1.0" encoding="utf-8"?>
+<w:ftr xmlns:wpc="http://schemas.microsoft.com/office/word/2010/wordprocessingCanvas" xmlns:cx="http://schemas.microsoft.com/office/drawing/2014/chartex" xmlns:cx1="http://schemas.microsoft.com/office/drawing/2015/9/8/chartex" xmlns:cx2="http://schemas.microsoft.com/office/drawing/2015/10/21/chartex" xmlns:cx3="http://schemas.microsoft.com/office/drawing/2016/5/9/chartex" xmlns:cx4="http://schemas.microsoft.com/office/drawing/2016/5/10/chartex" xmlns:cx5="http://schemas.microsoft.com/office/drawing/2016/5/11/chartex" xmlns:cx6="http://schemas.microsoft.com/office/drawing/2016/5/12/chartex" xmlns:cx7="http://schemas.microsoft.com/office/drawing/2016/5/13/chartex" xmlns:cx8="http://schemas.microsoft.com/office/drawing/2016/5/14/chartex" xmlns:mc="http://schemas.openxmlformats.org/markup-compatibility/2006" xmlns:aink="http://schemas.microsoft.com/office/drawing/2016/ink" xmlns:am3d="http://schemas.microsoft.com/office/drawing/2017/model3d" xmlns:o="urn:schemas-microsoft-com:office:office" xmlns:oel="http://schemas.microsoft.com/office/2019/extlst" xmlns:r="http://schemas.openxmlformats.org/officeDocument/2006/relationships" xmlns:m="http://schemas.openxmlformats.org/officeDocument/2006/math" xmlns:v="urn:schemas-microsoft-com:vml" xmlns:wp14="http://schemas.microsoft.com/office/word/2010/wordprocessingDrawing" xmlns:wp="http://schemas.openxmlformats.org/drawingml/2006/wordprocessingDrawing" xmlns:w10="urn:schemas-microsoft-com:office:word" xmlns:w="http://schemas.openxmlformats.org/wordprocessingml/2006/main" xmlns:w14="http://schemas.microsoft.com/office/word/2010/wordml" xmlns:w15="http://schemas.microsoft.com/office/word/2012/wordml" xmlns:w16cex="http://schemas.microsoft.com/office/word/2018/wordml/cex" xmlns:w16cid="http://schemas.microsoft.com/office/word/2016/wordml/cid" xmlns:w16="http://schemas.microsoft.com/office/word/2018/wordml" xmlns:w16du="http://schemas.microsoft.com/office/word/2023/wordml/word16du" xmlns:w16sdtdh="http://schemas.microsoft.com/office/word/2020/wordml/sdtdatahash" xmlns:w16sdtfl="http://schemas.microsoft.com/office/word/2024/wordml/sdtformatlock" xmlns:w16se="http://schemas.microsoft.com/office/word/2015/wordml/symex" xmlns:wpg="http://schemas.microsoft.com/office/word/2010/wordprocessingGroup" xmlns:wpi="http://schemas.microsoft.com/office/word/2010/wordprocessingInk" xmlns:wne="http://schemas.microsoft.com/office/word/2006/wordml" xmlns:wps="http://schemas.microsoft.com/office/word/2010/wordprocessingShape" mc:Ignorable="w14 w15 w16se w16cid w16 w16cex w16sdtdh w16sdtfl w16du wp14">
+  <w:p>
+    <w:pPr>
+      <w:pStyle w:val="Footer"/>
+    </w:pPr>
   </w:p>
 </w:ftr>
 </file>
@@ -1627,7 +1673,27 @@
 <w:hdr xmlns:wpc="http://schemas.microsoft.com/office/word/2010/wordprocessingCanvas" xmlns:cx="http://schemas.microsoft.com/office/drawing/2014/chartex" xmlns:cx1="http://schemas.microsoft.com/office/drawing/2015/9/8/chartex" xmlns:cx2="http://schemas.microsoft.com/office/drawing/2015/10/21/chartex" xmlns:cx3="http://schemas.microsoft.com/office/drawing/2016/5/9/chartex" xmlns:cx4="http://schemas.microsoft.com/office/drawing/2016/5/10/chartex" xmlns:cx5="http://schemas.microsoft.com/office/drawing/2016/5/11/chartex" xmlns:cx6="http://schemas.microsoft.com/office/drawing/2016/5/12/chartex" xmlns:cx7="http://schemas.microsoft.com/office/drawing/2016/5/13/chartex" xmlns:cx8="http://schemas.microsoft.com/office/drawing/2016/5/14/chartex" xmlns:mc="http://schemas.openxmlformats.org/markup-compatibility/2006" xmlns:aink="http://schemas.microsoft.com/office/drawing/2016/ink" xmlns:am3d="http://schemas.microsoft.com/office/drawing/2017/model3d" xmlns:o="urn:schemas-microsoft-com:office:office" xmlns:oel="http://schemas.microsoft.com/office/2019/extlst" xmlns:r="http://schemas.openxmlformats.org/officeDocument/2006/relationships" xmlns:m="http://schemas.openxmlformats.org/officeDocument/2006/math" xmlns:v="urn:schemas-microsoft-com:vml" xmlns:wp14="http://schemas.microsoft.com/office/word/2010/wordprocessingDrawing" xmlns:wp="http://schemas.openxmlformats.org/drawingml/2006/wordprocessingDrawing" xmlns:w10="urn:schemas-microsoft-com:office:word" xmlns:w="http://schemas.openxmlformats.org/wordprocessingml/2006/main" xmlns:w14="http://schemas.microsoft.com/office/word/2010/wordml" xmlns:w15="http://schemas.microsoft.com/office/word/2012/wordml" xmlns:w16cex="http://schemas.microsoft.com/office/word/2018/wordml/cex" xmlns:w16cid="http://schemas.microsoft.com/office/word/2016/wordml/cid" xmlns:w16="http://schemas.microsoft.com/office/word/2018/wordml" xmlns:w16du="http://schemas.microsoft.com/office/word/2023/wordml/word16du" xmlns:w16sdtdh="http://schemas.microsoft.com/office/word/2020/wordml/sdtdatahash" xmlns:w16sdtfl="http://schemas.microsoft.com/office/word/2024/wordml/sdtformatlock" xmlns:w16se="http://schemas.microsoft.com/office/word/2015/wordml/symex" xmlns:wpg="http://schemas.microsoft.com/office/word/2010/wordprocessingGroup" xmlns:wpi="http://schemas.microsoft.com/office/word/2010/wordprocessingInk" xmlns:wne="http://schemas.microsoft.com/office/word/2006/wordml" xmlns:wps="http://schemas.microsoft.com/office/word/2010/wordprocessingShape" mc:Ignorable="w14 w15 w16se w16cid w16 w16cex w16sdtdh w16sdtfl w16du wp14">
   <w:p>
     <w:pPr>
+      <w:pStyle w:val="Header"/>
+    </w:pPr>
+  </w:p>
+</w:hdr>
+</file>
+
+<file path=word/header2.xml><?xml version="1.0" encoding="utf-8"?>
+<w:hdr xmlns:wpc="http://schemas.microsoft.com/office/word/2010/wordprocessingCanvas" xmlns:cx="http://schemas.microsoft.com/office/drawing/2014/chartex" xmlns:cx1="http://schemas.microsoft.com/office/drawing/2015/9/8/chartex" xmlns:cx2="http://schemas.microsoft.com/office/drawing/2015/10/21/chartex" xmlns:cx3="http://schemas.microsoft.com/office/drawing/2016/5/9/chartex" xmlns:cx4="http://schemas.microsoft.com/office/drawing/2016/5/10/chartex" xmlns:cx5="http://schemas.microsoft.com/office/drawing/2016/5/11/chartex" xmlns:cx6="http://schemas.microsoft.com/office/drawing/2016/5/12/chartex" xmlns:cx7="http://schemas.microsoft.com/office/drawing/2016/5/13/chartex" xmlns:cx8="http://schemas.microsoft.com/office/drawing/2016/5/14/chartex" xmlns:mc="http://schemas.openxmlformats.org/markup-compatibility/2006" xmlns:aink="http://schemas.microsoft.com/office/drawing/2016/ink" xmlns:am3d="http://schemas.microsoft.com/office/drawing/2017/model3d" xmlns:o="urn:schemas-microsoft-com:office:office" xmlns:oel="http://schemas.microsoft.com/office/2019/extlst" xmlns:r="http://schemas.openxmlformats.org/officeDocument/2006/relationships" xmlns:m="http://schemas.openxmlformats.org/officeDocument/2006/math" xmlns:v="urn:schemas-microsoft-com:vml" xmlns:wp14="http://schemas.microsoft.com/office/word/2010/wordprocessingDrawing" xmlns:wp="http://schemas.openxmlformats.org/drawingml/2006/wordprocessingDrawing" xmlns:w10="urn:schemas-microsoft-com:office:word" xmlns:w="http://schemas.openxmlformats.org/wordprocessingml/2006/main" xmlns:w14="http://schemas.microsoft.com/office/word/2010/wordml" xmlns:w15="http://schemas.microsoft.com/office/word/2012/wordml" xmlns:w16cex="http://schemas.microsoft.com/office/word/2018/wordml/cex" xmlns:w16cid="http://schemas.microsoft.com/office/word/2016/wordml/cid" xmlns:w16="http://schemas.microsoft.com/office/word/2018/wordml" xmlns:w16du="http://schemas.microsoft.com/office/word/2023/wordml/word16du" xmlns:w16sdtdh="http://schemas.microsoft.com/office/word/2020/wordml/sdtdatahash" xmlns:w16sdtfl="http://schemas.microsoft.com/office/word/2024/wordml/sdtformatlock" xmlns:w16se="http://schemas.microsoft.com/office/word/2015/wordml/symex" xmlns:wpg="http://schemas.microsoft.com/office/word/2010/wordprocessingGroup" xmlns:wpi="http://schemas.microsoft.com/office/word/2010/wordprocessingInk" xmlns:wne="http://schemas.microsoft.com/office/word/2006/wordml" xmlns:wps="http://schemas.microsoft.com/office/word/2010/wordprocessingShape" mc:Ignorable="w14 w15 w16se w16cid w16 w16cex w16sdtdh w16sdtfl w16du wp14">
+  <w:p>
+    <w:pPr>
       <w:jc w:val="center"/>
+    </w:pPr>
+  </w:p>
+</w:hdr>
+</file>
+
+<file path=word/header3.xml><?xml version="1.0" encoding="utf-8"?>
+<w:hdr xmlns:wpc="http://schemas.microsoft.com/office/word/2010/wordprocessingCanvas" xmlns:cx="http://schemas.microsoft.com/office/drawing/2014/chartex" xmlns:cx1="http://schemas.microsoft.com/office/drawing/2015/9/8/chartex" xmlns:cx2="http://schemas.microsoft.com/office/drawing/2015/10/21/chartex" xmlns:cx3="http://schemas.microsoft.com/office/drawing/2016/5/9/chartex" xmlns:cx4="http://schemas.microsoft.com/office/drawing/2016/5/10/chartex" xmlns:cx5="http://schemas.microsoft.com/office/drawing/2016/5/11/chartex" xmlns:cx6="http://schemas.microsoft.com/office/drawing/2016/5/12/chartex" xmlns:cx7="http://schemas.microsoft.com/office/drawing/2016/5/13/chartex" xmlns:cx8="http://schemas.microsoft.com/office/drawing/2016/5/14/chartex" xmlns:mc="http://schemas.openxmlformats.org/markup-compatibility/2006" xmlns:aink="http://schemas.microsoft.com/office/drawing/2016/ink" xmlns:am3d="http://schemas.microsoft.com/office/drawing/2017/model3d" xmlns:o="urn:schemas-microsoft-com:office:office" xmlns:oel="http://schemas.microsoft.com/office/2019/extlst" xmlns:r="http://schemas.openxmlformats.org/officeDocument/2006/relationships" xmlns:m="http://schemas.openxmlformats.org/officeDocument/2006/math" xmlns:v="urn:schemas-microsoft-com:vml" xmlns:wp14="http://schemas.microsoft.com/office/word/2010/wordprocessingDrawing" xmlns:wp="http://schemas.openxmlformats.org/drawingml/2006/wordprocessingDrawing" xmlns:w10="urn:schemas-microsoft-com:office:word" xmlns:w="http://schemas.openxmlformats.org/wordprocessingml/2006/main" xmlns:w14="http://schemas.microsoft.com/office/word/2010/wordml" xmlns:w15="http://schemas.microsoft.com/office/word/2012/wordml" xmlns:w16cex="http://schemas.microsoft.com/office/word/2018/wordml/cex" xmlns:w16cid="http://schemas.microsoft.com/office/word/2016/wordml/cid" xmlns:w16="http://schemas.microsoft.com/office/word/2018/wordml" xmlns:w16du="http://schemas.microsoft.com/office/word/2023/wordml/word16du" xmlns:w16sdtdh="http://schemas.microsoft.com/office/word/2020/wordml/sdtdatahash" xmlns:w16sdtfl="http://schemas.microsoft.com/office/word/2024/wordml/sdtformatlock" xmlns:w16se="http://schemas.microsoft.com/office/word/2015/wordml/symex" xmlns:wpg="http://schemas.microsoft.com/office/word/2010/wordprocessingGroup" xmlns:wpi="http://schemas.microsoft.com/office/word/2010/wordprocessingInk" xmlns:wne="http://schemas.microsoft.com/office/word/2006/wordml" xmlns:wps="http://schemas.microsoft.com/office/word/2010/wordprocessingShape" mc:Ignorable="w14 w15 w16se w16cid w16 w16cex w16sdtdh w16sdtfl w16du wp14">
+  <w:p>
+    <w:pPr>
+      <w:pStyle w:val="Header"/>
     </w:pPr>
   </w:p>
 </w:hdr>
@@ -2050,7 +2116,41 @@
     </w:lvl>
   </w:abstractNum>
   <w:abstractNum w:abstractNumId="12" w15:restartNumberingAfterBreak="0">
+    <w:nsid w:val="315848A1"/>
+    <w:multiLevelType w:val="singleLevel"/>
+    <w:tmpl w:val="04090001"/>
+    <w:lvl w:ilvl="0">
+      <w:start w:val="1"/>
+      <w:numFmt w:val="bullet"/>
+      <w:lvlText w:val=""/>
+      <w:lvlJc w:val="left"/>
+      <w:pPr>
+        <w:ind w:left="720" w:hanging="360"/>
+      </w:pPr>
+      <w:rPr>
+        <w:rFonts w:ascii="Symbol" w:hAnsi="Symbol" w:hint="default"/>
+      </w:rPr>
+    </w:lvl>
+  </w:abstractNum>
+  <w:abstractNum w:abstractNumId="13" w15:restartNumberingAfterBreak="0">
     <w:nsid w:val="343F1C4C"/>
+    <w:multiLevelType w:val="singleLevel"/>
+    <w:tmpl w:val="04090001"/>
+    <w:lvl w:ilvl="0">
+      <w:start w:val="1"/>
+      <w:numFmt w:val="bullet"/>
+      <w:lvlText w:val=""/>
+      <w:lvlJc w:val="left"/>
+      <w:pPr>
+        <w:ind w:left="720" w:hanging="360"/>
+      </w:pPr>
+      <w:rPr>
+        <w:rFonts w:ascii="Symbol" w:hAnsi="Symbol" w:hint="default"/>
+      </w:rPr>
+    </w:lvl>
+  </w:abstractNum>
+  <w:abstractNum w:abstractNumId="14" w15:restartNumberingAfterBreak="0">
+    <w:nsid w:val="50AE7B25"/>
     <w:multiLevelType w:val="singleLevel"/>
     <w:tmpl w:val="04090001"/>
     <w:lvl w:ilvl="0">
@@ -2103,7 +2203,13 @@
     <w:abstractNumId w:val="9"/>
   </w:num>
   <w:num w:numId="13" w16cid:durableId="1574897338">
+    <w:abstractNumId w:val="13"/>
+  </w:num>
+  <w:num w:numId="14" w16cid:durableId="1655375442">
     <w:abstractNumId w:val="12"/>
+  </w:num>
+  <w:num w:numId="15" w16cid:durableId="1932271986">
+    <w:abstractNumId w:val="14"/>
   </w:num>
 </w:numbering>
 </file>
@@ -2714,6 +2820,7 @@
   <w:style w:type="character" w:default="1" w:styleId="DefaultParagraphFont">
     <w:name w:val="Default Paragraph Font"/>
     <w:uiPriority w:val="1"/>
+    <w:semiHidden/>
     <w:unhideWhenUsed/>
   </w:style>
   <w:style w:type="table" w:default="1" w:styleId="TableNormal">
